--- a/doc/6. 주간보고/주간보고_3주차_AI-pass.docx
+++ b/doc/6. 주간보고/주간보고_3주차_AI-pass.docx
@@ -62,7 +62,15 @@
           <w:sz w:val="20"/>
           <w:szCs w:val="20"/>
         </w:rPr>
-        <w:t>20</w:t>
+        <w:t>2</w:t>
+      </w:r>
+      <w:r>
+        <w:rPr>
+          <w:rFonts w:hint="eastAsia"/>
+          <w:sz w:val="20"/>
+          <w:szCs w:val="20"/>
+        </w:rPr>
+        <w:t>6</w:t>
       </w:r>
       <w:r>
         <w:rPr>
@@ -319,10 +327,723 @@
     </w:p>
     <w:p>
       <w:pPr>
+        <w:pStyle w:val="a6"/>
+        <w:widowControl/>
+        <w:numPr>
+          <w:ilvl w:val="0"/>
+          <w:numId w:val="11"/>
+        </w:numPr>
+        <w:wordWrap/>
+        <w:autoSpaceDE/>
+        <w:autoSpaceDN/>
+        <w:rPr>
+          <w:b/>
+          <w:color w:val="0F9ED5" w:themeColor="accent4"/>
+          <w:sz w:val="20"/>
+          <w:szCs w:val="20"/>
+          <w14:textOutline w14:w="0" w14:cap="flat" w14:cmpd="sng" w14:algn="ctr">
+            <w14:noFill/>
+            <w14:prstDash w14:val="solid"/>
+            <w14:round/>
+          </w14:textOutline>
+          <w14:props3d w14:extrusionH="57150" w14:contourW="0" w14:prstMaterial="softEdge">
+            <w14:bevelT w14:w="25400" w14:h="38100" w14:prst="circle"/>
+          </w14:props3d>
+        </w:rPr>
+      </w:pPr>
+      <w:r>
+        <w:rPr>
+          <w:b/>
+          <w:color w:val="0F9ED5" w:themeColor="accent4"/>
+          <w:sz w:val="20"/>
+          <w:szCs w:val="20"/>
+          <w14:textOutline w14:w="0" w14:cap="flat" w14:cmpd="sng" w14:algn="ctr">
+            <w14:noFill/>
+            <w14:prstDash w14:val="solid"/>
+            <w14:round/>
+          </w14:textOutline>
+          <w14:props3d w14:extrusionH="57150" w14:contourW="0" w14:prstMaterial="softEdge">
+            <w14:bevelT w14:w="25400" w14:h="38100" w14:prst="circle"/>
+          </w14:props3d>
+        </w:rPr>
+        <w:t>예지보전 AI 모델 학습 시간 증가로 인한 일정 지연</w:t>
+      </w:r>
+    </w:p>
+    <w:p>
+      <w:pPr>
         <w:widowControl/>
         <w:wordWrap/>
         <w:autoSpaceDE/>
         <w:autoSpaceDN/>
+        <w:ind w:left="800"/>
+        <w:rPr>
+          <w:b/>
+          <w:color w:val="0F9ED5" w:themeColor="accent4"/>
+          <w:sz w:val="20"/>
+          <w:szCs w:val="20"/>
+          <w14:textOutline w14:w="0" w14:cap="flat" w14:cmpd="sng" w14:algn="ctr">
+            <w14:noFill/>
+            <w14:prstDash w14:val="solid"/>
+            <w14:round/>
+          </w14:textOutline>
+          <w14:props3d w14:extrusionH="57150" w14:contourW="0" w14:prstMaterial="softEdge">
+            <w14:bevelT w14:w="25400" w14:h="38100" w14:prst="circle"/>
+          </w14:props3d>
+        </w:rPr>
+      </w:pPr>
+      <w:r>
+        <w:rPr>
+          <w:rFonts w:hint="eastAsia"/>
+          <w:b/>
+          <w:color w:val="0F9ED5" w:themeColor="accent4"/>
+          <w:sz w:val="20"/>
+          <w:szCs w:val="20"/>
+          <w14:textOutline w14:w="0" w14:cap="flat" w14:cmpd="sng" w14:algn="ctr">
+            <w14:noFill/>
+            <w14:prstDash w14:val="solid"/>
+            <w14:round/>
+          </w14:textOutline>
+          <w14:props3d w14:extrusionH="57150" w14:contourW="0" w14:prstMaterial="softEdge">
+            <w14:bevelT w14:w="25400" w14:h="38100" w14:prst="circle"/>
+          </w14:props3d>
+        </w:rPr>
+        <w:t>-위험도</w:t>
+      </w:r>
+      <w:r>
+        <w:rPr>
+          <w:b/>
+          <w:color w:val="0F9ED5" w:themeColor="accent4"/>
+          <w:sz w:val="20"/>
+          <w:szCs w:val="20"/>
+          <w14:textOutline w14:w="0" w14:cap="flat" w14:cmpd="sng" w14:algn="ctr">
+            <w14:noFill/>
+            <w14:prstDash w14:val="solid"/>
+            <w14:round/>
+          </w14:textOutline>
+          <w14:props3d w14:extrusionH="57150" w14:contourW="0" w14:prstMaterial="softEdge">
+            <w14:bevelT w14:w="25400" w14:h="38100" w14:prst="circle"/>
+          </w14:props3d>
+        </w:rPr>
+        <w:t xml:space="preserve"> [High]</w:t>
+      </w:r>
+    </w:p>
+    <w:p>
+      <w:pPr>
+        <w:widowControl/>
+        <w:wordWrap/>
+        <w:autoSpaceDE/>
+        <w:autoSpaceDN/>
+        <w:ind w:firstLine="800"/>
+        <w:rPr>
+          <w:b/>
+          <w:color w:val="0F9ED5" w:themeColor="accent4"/>
+          <w:sz w:val="20"/>
+          <w:szCs w:val="20"/>
+          <w14:textOutline w14:w="0" w14:cap="flat" w14:cmpd="sng" w14:algn="ctr">
+            <w14:noFill/>
+            <w14:prstDash w14:val="solid"/>
+            <w14:round/>
+          </w14:textOutline>
+          <w14:props3d w14:extrusionH="57150" w14:contourW="0" w14:prstMaterial="softEdge">
+            <w14:bevelT w14:w="25400" w14:h="38100" w14:prst="circle"/>
+          </w14:props3d>
+        </w:rPr>
+      </w:pPr>
+      <w:r>
+        <w:rPr>
+          <w:rFonts w:hint="eastAsia"/>
+          <w:b/>
+          <w:color w:val="0F9ED5" w:themeColor="accent4"/>
+          <w:sz w:val="20"/>
+          <w:szCs w:val="20"/>
+          <w14:textOutline w14:w="0" w14:cap="flat" w14:cmpd="sng" w14:algn="ctr">
+            <w14:noFill/>
+            <w14:prstDash w14:val="solid"/>
+            <w14:round/>
+          </w14:textOutline>
+          <w14:props3d w14:extrusionH="57150" w14:contourW="0" w14:prstMaterial="softEdge">
+            <w14:bevelT w14:w="25400" w14:h="38100" w14:prst="circle"/>
+          </w14:props3d>
+        </w:rPr>
+        <w:t>-현황</w:t>
+      </w:r>
+      <w:r>
+        <w:rPr>
+          <w:b/>
+          <w:color w:val="0F9ED5" w:themeColor="accent4"/>
+          <w:sz w:val="20"/>
+          <w:szCs w:val="20"/>
+          <w14:textOutline w14:w="0" w14:cap="flat" w14:cmpd="sng" w14:algn="ctr">
+            <w14:noFill/>
+            <w14:prstDash w14:val="solid"/>
+            <w14:round/>
+          </w14:textOutline>
+          <w14:props3d w14:extrusionH="57150" w14:contourW="0" w14:prstMaterial="softEdge">
+            <w14:bevelT w14:w="25400" w14:h="38100" w14:prst="circle"/>
+          </w14:props3d>
+        </w:rPr>
+        <w:t xml:space="preserve"> 및 문제점</w:t>
+      </w:r>
+    </w:p>
+    <w:p>
+      <w:pPr>
+        <w:widowControl/>
+        <w:wordWrap/>
+        <w:autoSpaceDE/>
+        <w:autoSpaceDN/>
+        <w:ind w:left="800"/>
+        <w:rPr>
+          <w:b/>
+          <w:color w:val="0F9ED5" w:themeColor="accent4"/>
+          <w:sz w:val="20"/>
+          <w:szCs w:val="20"/>
+          <w14:textOutline w14:w="0" w14:cap="flat" w14:cmpd="sng" w14:algn="ctr">
+            <w14:noFill/>
+            <w14:prstDash w14:val="solid"/>
+            <w14:round/>
+          </w14:textOutline>
+          <w14:props3d w14:extrusionH="57150" w14:contourW="0" w14:prstMaterial="softEdge">
+            <w14:bevelT w14:w="25400" w14:h="38100" w14:prst="circle"/>
+          </w14:props3d>
+        </w:rPr>
+      </w:pPr>
+      <w:r>
+        <w:rPr>
+          <w:rFonts w:hint="eastAsia"/>
+          <w:b/>
+          <w:color w:val="0F9ED5" w:themeColor="accent4"/>
+          <w:sz w:val="20"/>
+          <w:szCs w:val="20"/>
+          <w14:textOutline w14:w="0" w14:cap="flat" w14:cmpd="sng" w14:algn="ctr">
+            <w14:noFill/>
+            <w14:prstDash w14:val="solid"/>
+            <w14:round/>
+          </w14:textOutline>
+          <w14:props3d w14:extrusionH="57150" w14:contourW="0" w14:prstMaterial="softEdge">
+            <w14:bevelT w14:w="25400" w14:h="38100" w14:prst="circle"/>
+          </w14:props3d>
+        </w:rPr>
+        <w:t>예지보전</w:t>
+      </w:r>
+      <w:r>
+        <w:rPr>
+          <w:b/>
+          <w:color w:val="0F9ED5" w:themeColor="accent4"/>
+          <w:sz w:val="20"/>
+          <w:szCs w:val="20"/>
+          <w14:textOutline w14:w="0" w14:cap="flat" w14:cmpd="sng" w14:algn="ctr">
+            <w14:noFill/>
+            <w14:prstDash w14:val="solid"/>
+            <w14:round/>
+          </w14:textOutline>
+          <w14:props3d w14:extrusionH="57150" w14:contourW="0" w14:prstMaterial="softEdge">
+            <w14:bevelT w14:w="25400" w14:h="38100" w14:prst="circle"/>
+          </w14:props3d>
+        </w:rPr>
+        <w:t xml:space="preserve"> AI 모델의 데이터 학습 소요 시간이 당초 예상보다 크게 증가하여 관련 태스크의 일정이 지연되고 있음.</w:t>
+      </w:r>
+    </w:p>
+    <w:p>
+      <w:pPr>
+        <w:widowControl/>
+        <w:wordWrap/>
+        <w:autoSpaceDE/>
+        <w:autoSpaceDN/>
+        <w:ind w:left="800"/>
+        <w:rPr>
+          <w:b/>
+          <w:color w:val="0F9ED5" w:themeColor="accent4"/>
+          <w:sz w:val="20"/>
+          <w:szCs w:val="20"/>
+          <w14:textOutline w14:w="0" w14:cap="flat" w14:cmpd="sng" w14:algn="ctr">
+            <w14:noFill/>
+            <w14:prstDash w14:val="solid"/>
+            <w14:round/>
+          </w14:textOutline>
+          <w14:props3d w14:extrusionH="57150" w14:contourW="0" w14:prstMaterial="softEdge">
+            <w14:bevelT w14:w="25400" w14:h="38100" w14:prst="circle"/>
+          </w14:props3d>
+        </w:rPr>
+      </w:pPr>
+      <w:r>
+        <w:rPr>
+          <w:b/>
+          <w:color w:val="0F9ED5" w:themeColor="accent4"/>
+          <w:sz w:val="20"/>
+          <w:szCs w:val="20"/>
+          <w14:textOutline w14:w="0" w14:cap="flat" w14:cmpd="sng" w14:algn="ctr">
+            <w14:noFill/>
+            <w14:prstDash w14:val="solid"/>
+            <w14:round/>
+          </w14:textOutline>
+          <w14:props3d w14:extrusionH="57150" w14:contourW="0" w14:prstMaterial="softEdge">
+            <w14:bevelT w14:w="25400" w14:h="38100" w14:prst="circle"/>
+          </w14:props3d>
+        </w:rPr>
+        <w:t xml:space="preserve">업무 대기 시간을 막기 위해 현재 자체적으로 PC 2대를 확보하여 </w:t>
+      </w:r>
+      <w:proofErr w:type="spellStart"/>
+      <w:r>
+        <w:rPr>
+          <w:b/>
+          <w:color w:val="0F9ED5" w:themeColor="accent4"/>
+          <w:sz w:val="20"/>
+          <w:szCs w:val="20"/>
+          <w14:textOutline w14:w="0" w14:cap="flat" w14:cmpd="sng" w14:algn="ctr">
+            <w14:noFill/>
+            <w14:prstDash w14:val="solid"/>
+            <w14:round/>
+          </w14:textOutline>
+          <w14:props3d w14:extrusionH="57150" w14:contourW="0" w14:prstMaterial="softEdge">
+            <w14:bevelT w14:w="25400" w14:h="38100" w14:prst="circle"/>
+          </w14:props3d>
+        </w:rPr>
+        <w:t>투트랙</w:t>
+      </w:r>
+      <w:proofErr w:type="spellEnd"/>
+      <w:r>
+        <w:rPr>
+          <w:b/>
+          <w:color w:val="0F9ED5" w:themeColor="accent4"/>
+          <w:sz w:val="20"/>
+          <w:szCs w:val="20"/>
+          <w14:textOutline w14:w="0" w14:cap="flat" w14:cmpd="sng" w14:algn="ctr">
+            <w14:noFill/>
+            <w14:prstDash w14:val="solid"/>
+            <w14:round/>
+          </w14:textOutline>
+          <w14:props3d w14:extrusionH="57150" w14:contourW="0" w14:prstMaterial="softEdge">
+            <w14:bevelT w14:w="25400" w14:h="38100" w14:prst="circle"/>
+          </w14:props3d>
+        </w:rPr>
+        <w:t>(학습용 1대, 개발용 1대)으로 작업을 진행 중이나, 일반 PC 사양의 한계로 인해 근본적인 학습 속도 개선에는 어려움이 있음.</w:t>
+      </w:r>
+    </w:p>
+    <w:p>
+      <w:pPr>
+        <w:widowControl/>
+        <w:wordWrap/>
+        <w:autoSpaceDE/>
+        <w:autoSpaceDN/>
+        <w:ind w:left="800"/>
+        <w:rPr>
+          <w:b/>
+          <w:color w:val="0F9ED5" w:themeColor="accent4"/>
+          <w:sz w:val="20"/>
+          <w:szCs w:val="20"/>
+          <w14:textOutline w14:w="0" w14:cap="flat" w14:cmpd="sng" w14:algn="ctr">
+            <w14:noFill/>
+            <w14:prstDash w14:val="solid"/>
+            <w14:round/>
+          </w14:textOutline>
+          <w14:props3d w14:extrusionH="57150" w14:contourW="0" w14:prstMaterial="softEdge">
+            <w14:bevelT w14:w="25400" w14:h="38100" w14:prst="circle"/>
+          </w14:props3d>
+        </w:rPr>
+      </w:pPr>
+      <w:r>
+        <w:rPr>
+          <w:rFonts w:hint="eastAsia"/>
+          <w:b/>
+          <w:color w:val="0F9ED5" w:themeColor="accent4"/>
+          <w:sz w:val="20"/>
+          <w:szCs w:val="20"/>
+          <w14:textOutline w14:w="0" w14:cap="flat" w14:cmpd="sng" w14:algn="ctr">
+            <w14:noFill/>
+            <w14:prstDash w14:val="solid"/>
+            <w14:round/>
+          </w14:textOutline>
+          <w14:props3d w14:extrusionH="57150" w14:contourW="0" w14:prstMaterial="softEdge">
+            <w14:bevelT w14:w="25400" w14:h="38100" w14:prst="circle"/>
+          </w14:props3d>
+        </w:rPr>
+        <w:t>-조치사항</w:t>
+      </w:r>
+      <w:r>
+        <w:rPr>
+          <w:b/>
+          <w:color w:val="0F9ED5" w:themeColor="accent4"/>
+          <w:sz w:val="20"/>
+          <w:szCs w:val="20"/>
+          <w14:textOutline w14:w="0" w14:cap="flat" w14:cmpd="sng" w14:algn="ctr">
+            <w14:noFill/>
+            <w14:prstDash w14:val="solid"/>
+            <w14:round/>
+          </w14:textOutline>
+          <w14:props3d w14:extrusionH="57150" w14:contourW="0" w14:prstMaterial="softEdge">
+            <w14:bevelT w14:w="25400" w14:h="38100" w14:prst="circle"/>
+          </w14:props3d>
+        </w:rPr>
+        <w:t xml:space="preserve"> (해결방안)</w:t>
+      </w:r>
+    </w:p>
+    <w:p>
+      <w:pPr>
+        <w:widowControl/>
+        <w:wordWrap/>
+        <w:autoSpaceDE/>
+        <w:autoSpaceDN/>
+        <w:ind w:left="800"/>
+        <w:rPr>
+          <w:b/>
+          <w:color w:val="0F9ED5" w:themeColor="accent4"/>
+          <w:sz w:val="20"/>
+          <w:szCs w:val="20"/>
+          <w14:textOutline w14:w="0" w14:cap="flat" w14:cmpd="sng" w14:algn="ctr">
+            <w14:noFill/>
+            <w14:prstDash w14:val="solid"/>
+            <w14:round/>
+          </w14:textOutline>
+          <w14:props3d w14:extrusionH="57150" w14:contourW="0" w14:prstMaterial="softEdge">
+            <w14:bevelT w14:w="25400" w14:h="38100" w14:prst="circle"/>
+          </w14:props3d>
+        </w:rPr>
+      </w:pPr>
+      <w:r>
+        <w:rPr>
+          <w:b/>
+          <w:color w:val="0F9ED5" w:themeColor="accent4"/>
+          <w:sz w:val="20"/>
+          <w:szCs w:val="20"/>
+          <w14:textOutline w14:w="0" w14:cap="flat" w14:cmpd="sng" w14:algn="ctr">
+            <w14:noFill/>
+            <w14:prstDash w14:val="solid"/>
+            <w14:round/>
+          </w14:textOutline>
+          <w14:props3d w14:extrusionH="57150" w14:contourW="0" w14:prstMaterial="softEdge">
+            <w14:bevelT w14:w="25400" w14:h="38100" w14:prst="circle"/>
+          </w14:props3d>
+        </w:rPr>
+        <w:t xml:space="preserve">기존 하재영 팀원이 담당하던 파트의 업무를 </w:t>
+      </w:r>
+      <w:r>
+        <w:rPr>
+          <w:rFonts w:hint="eastAsia"/>
+          <w:b/>
+          <w:color w:val="0F9ED5" w:themeColor="accent4"/>
+          <w:sz w:val="20"/>
+          <w:szCs w:val="20"/>
+          <w14:textOutline w14:w="0" w14:cap="flat" w14:cmpd="sng" w14:algn="ctr">
+            <w14:noFill/>
+            <w14:prstDash w14:val="solid"/>
+            <w14:round/>
+          </w14:textOutline>
+          <w14:props3d w14:extrusionH="57150" w14:contourW="0" w14:prstMaterial="softEdge">
+            <w14:bevelT w14:w="25400" w14:h="38100" w14:prst="circle"/>
+          </w14:props3d>
+        </w:rPr>
+        <w:t>배영환 훈련생</w:t>
+      </w:r>
+      <w:r>
+        <w:rPr>
+          <w:b/>
+          <w:color w:val="0F9ED5" w:themeColor="accent4"/>
+          <w:sz w:val="20"/>
+          <w:szCs w:val="20"/>
+          <w14:textOutline w14:w="0" w14:cap="flat" w14:cmpd="sng" w14:algn="ctr">
+            <w14:noFill/>
+            <w14:prstDash w14:val="solid"/>
+            <w14:round/>
+          </w14:textOutline>
+          <w14:props3d w14:extrusionH="57150" w14:contourW="0" w14:prstMaterial="softEdge">
+            <w14:bevelT w14:w="25400" w14:h="38100" w14:prst="circle"/>
+          </w14:props3d>
+        </w:rPr>
+        <w:t xml:space="preserve">이 </w:t>
+      </w:r>
+      <w:proofErr w:type="spellStart"/>
+      <w:r>
+        <w:rPr>
+          <w:b/>
+          <w:color w:val="0F9ED5" w:themeColor="accent4"/>
+          <w:sz w:val="20"/>
+          <w:szCs w:val="20"/>
+          <w14:textOutline w14:w="0" w14:cap="flat" w14:cmpd="sng" w14:algn="ctr">
+            <w14:noFill/>
+            <w14:prstDash w14:val="solid"/>
+            <w14:round/>
+          </w14:textOutline>
+          <w14:props3d w14:extrusionH="57150" w14:contourW="0" w14:prstMaterial="softEdge">
+            <w14:bevelT w14:w="25400" w14:h="38100" w14:prst="circle"/>
+          </w14:props3d>
+        </w:rPr>
+        <w:t>이관받아</w:t>
+      </w:r>
+      <w:proofErr w:type="spellEnd"/>
+      <w:r>
+        <w:rPr>
+          <w:b/>
+          <w:color w:val="0F9ED5" w:themeColor="accent4"/>
+          <w:sz w:val="20"/>
+          <w:szCs w:val="20"/>
+          <w14:textOutline w14:w="0" w14:cap="flat" w14:cmpd="sng" w14:algn="ctr">
+            <w14:noFill/>
+            <w14:prstDash w14:val="solid"/>
+            <w14:round/>
+          </w14:textOutline>
+          <w14:props3d w14:extrusionH="57150" w14:contourW="0" w14:prstMaterial="softEdge">
+            <w14:bevelT w14:w="25400" w14:h="38100" w14:prst="circle"/>
+          </w14:props3d>
+        </w:rPr>
+        <w:t>, 흐름 단절 없이 신속하게 개발 및 이슈 해결을 진행함.</w:t>
+      </w:r>
+    </w:p>
+    <w:p>
+      <w:pPr>
+        <w:widowControl/>
+        <w:wordWrap/>
+        <w:autoSpaceDE/>
+        <w:autoSpaceDN/>
+        <w:ind w:left="800"/>
+        <w:rPr>
+          <w:b/>
+          <w:color w:val="0F9ED5" w:themeColor="accent4"/>
+          <w:sz w:val="20"/>
+          <w:szCs w:val="20"/>
+          <w14:textOutline w14:w="0" w14:cap="flat" w14:cmpd="sng" w14:algn="ctr">
+            <w14:noFill/>
+            <w14:prstDash w14:val="solid"/>
+            <w14:round/>
+          </w14:textOutline>
+          <w14:props3d w14:extrusionH="57150" w14:contourW="0" w14:prstMaterial="softEdge">
+            <w14:bevelT w14:w="25400" w14:h="38100" w14:prst="circle"/>
+          </w14:props3d>
+        </w:rPr>
+      </w:pPr>
+      <w:r>
+        <w:rPr>
+          <w:b/>
+          <w:color w:val="0F9ED5" w:themeColor="accent4"/>
+          <w:sz w:val="20"/>
+          <w:szCs w:val="20"/>
+          <w14:textOutline w14:w="0" w14:cap="flat" w14:cmpd="sng" w14:algn="ctr">
+            <w14:noFill/>
+            <w14:prstDash w14:val="solid"/>
+            <w14:round/>
+          </w14:textOutline>
+          <w14:props3d w14:extrusionH="57150" w14:contourW="0" w14:prstMaterial="softEdge">
+            <w14:bevelT w14:w="25400" w14:h="38100" w14:prst="circle"/>
+          </w14:props3d>
+        </w:rPr>
+        <w:t>1대는 예지보전 AI 모델 학습 전용으로 할당하여 상시 가동하고, 다른 PC는 남은 개발 태스크에 집중하여 업무 공백을 원천 차단함.</w:t>
+      </w:r>
+    </w:p>
+    <w:p>
+      <w:pPr>
+        <w:widowControl/>
+        <w:wordWrap/>
+        <w:autoSpaceDE/>
+        <w:autoSpaceDN/>
+        <w:ind w:left="800"/>
+        <w:rPr>
+          <w:b/>
+          <w:color w:val="0F9ED5" w:themeColor="accent4"/>
+          <w:sz w:val="20"/>
+          <w:szCs w:val="20"/>
+          <w14:textOutline w14:w="0" w14:cap="flat" w14:cmpd="sng" w14:algn="ctr">
+            <w14:noFill/>
+            <w14:prstDash w14:val="solid"/>
+            <w14:round/>
+          </w14:textOutline>
+          <w14:props3d w14:extrusionH="57150" w14:contourW="0" w14:prstMaterial="softEdge">
+            <w14:bevelT w14:w="25400" w14:h="38100" w14:prst="circle"/>
+          </w14:props3d>
+        </w:rPr>
+      </w:pPr>
+      <w:r>
+        <w:rPr>
+          <w:rFonts w:hint="eastAsia"/>
+          <w:b/>
+          <w:color w:val="0F9ED5" w:themeColor="accent4"/>
+          <w:sz w:val="20"/>
+          <w:szCs w:val="20"/>
+          <w14:textOutline w14:w="0" w14:cap="flat" w14:cmpd="sng" w14:algn="ctr">
+            <w14:noFill/>
+            <w14:prstDash w14:val="solid"/>
+            <w14:round/>
+          </w14:textOutline>
+          <w14:props3d w14:extrusionH="57150" w14:contourW="0" w14:prstMaterial="softEdge">
+            <w14:bevelT w14:w="25400" w14:h="38100" w14:prst="circle"/>
+          </w14:props3d>
+        </w:rPr>
+        <w:t>효율적이고</w:t>
+      </w:r>
+      <w:r>
+        <w:rPr>
+          <w:b/>
+          <w:color w:val="0F9ED5" w:themeColor="accent4"/>
+          <w:sz w:val="20"/>
+          <w:szCs w:val="20"/>
+          <w14:textOutline w14:w="0" w14:cap="flat" w14:cmpd="sng" w14:algn="ctr">
+            <w14:noFill/>
+            <w14:prstDash w14:val="solid"/>
+            <w14:round/>
+          </w14:textOutline>
+          <w14:props3d w14:extrusionH="57150" w14:contourW="0" w14:prstMaterial="softEdge">
+            <w14:bevelT w14:w="25400" w14:h="38100" w14:prst="circle"/>
+          </w14:props3d>
+        </w:rPr>
+        <w:t xml:space="preserve"> 원활한 AI 모델 학습 및 프로젝트 기한 엄수를 위해, 교육기관(또는 </w:t>
+      </w:r>
+      <w:proofErr w:type="spellStart"/>
+      <w:r>
+        <w:rPr>
+          <w:b/>
+          <w:color w:val="0F9ED5" w:themeColor="accent4"/>
+          <w:sz w:val="20"/>
+          <w:szCs w:val="20"/>
+          <w14:textOutline w14:w="0" w14:cap="flat" w14:cmpd="sng" w14:algn="ctr">
+            <w14:noFill/>
+            <w14:prstDash w14:val="solid"/>
+            <w14:round/>
+          </w14:textOutline>
+          <w14:props3d w14:extrusionH="57150" w14:contourW="0" w14:prstMaterial="softEdge">
+            <w14:bevelT w14:w="25400" w14:h="38100" w14:prst="circle"/>
+          </w14:props3d>
+        </w:rPr>
+        <w:t>주관사</w:t>
+      </w:r>
+      <w:proofErr w:type="spellEnd"/>
+      <w:r>
+        <w:rPr>
+          <w:b/>
+          <w:color w:val="0F9ED5" w:themeColor="accent4"/>
+          <w:sz w:val="20"/>
+          <w:szCs w:val="20"/>
+          <w14:textOutline w14:w="0" w14:cap="flat" w14:cmpd="sng" w14:algn="ctr">
+            <w14:noFill/>
+            <w14:prstDash w14:val="solid"/>
+            <w14:round/>
+          </w14:textOutline>
+          <w14:props3d w14:extrusionH="57150" w14:contourW="0" w14:prstMaterial="softEdge">
+            <w14:bevelT w14:w="25400" w14:h="38100" w14:prst="circle"/>
+          </w14:props3d>
+        </w:rPr>
+        <w:t>) 측에 AI 구동 전용 고성능 PC(또는 GPU 장비) 1대의 대여 및 지원을 공식 요청함.</w:t>
+      </w:r>
+    </w:p>
+    <w:p>
+      <w:pPr>
+        <w:widowControl/>
+        <w:wordWrap/>
+        <w:autoSpaceDE/>
+        <w:autoSpaceDN/>
+        <w:ind w:left="800"/>
+        <w:rPr>
+          <w:b/>
+          <w:color w:val="0F9ED5" w:themeColor="accent4"/>
+          <w:sz w:val="20"/>
+          <w:szCs w:val="20"/>
+          <w14:textOutline w14:w="0" w14:cap="flat" w14:cmpd="sng" w14:algn="ctr">
+            <w14:noFill/>
+            <w14:prstDash w14:val="solid"/>
+            <w14:round/>
+          </w14:textOutline>
+          <w14:props3d w14:extrusionH="57150" w14:contourW="0" w14:prstMaterial="softEdge">
+            <w14:bevelT w14:w="25400" w14:h="38100" w14:prst="circle"/>
+          </w14:props3d>
+        </w:rPr>
+      </w:pPr>
+      <w:r>
+        <w:rPr>
+          <w:rFonts w:hint="eastAsia"/>
+          <w:b/>
+          <w:color w:val="0F9ED5" w:themeColor="accent4"/>
+          <w:sz w:val="20"/>
+          <w:szCs w:val="20"/>
+          <w14:textOutline w14:w="0" w14:cap="flat" w14:cmpd="sng" w14:algn="ctr">
+            <w14:noFill/>
+            <w14:prstDash w14:val="solid"/>
+            <w14:round/>
+          </w14:textOutline>
+          <w14:props3d w14:extrusionH="57150" w14:contourW="0" w14:prstMaterial="softEdge">
+            <w14:bevelT w14:w="25400" w14:h="38100" w14:prst="circle"/>
+          </w14:props3d>
+        </w:rPr>
+        <w:t>-결과</w:t>
+      </w:r>
+      <w:r>
+        <w:rPr>
+          <w:b/>
+          <w:color w:val="0F9ED5" w:themeColor="accent4"/>
+          <w:sz w:val="20"/>
+          <w:szCs w:val="20"/>
+          <w14:textOutline w14:w="0" w14:cap="flat" w14:cmpd="sng" w14:algn="ctr">
+            <w14:noFill/>
+            <w14:prstDash w14:val="solid"/>
+            <w14:round/>
+          </w14:textOutline>
+          <w14:props3d w14:extrusionH="57150" w14:contourW="0" w14:prstMaterial="softEdge">
+            <w14:bevelT w14:w="25400" w14:h="38100" w14:prst="circle"/>
+          </w14:props3d>
+        </w:rPr>
+        <w:t xml:space="preserve"> 및 상태 (향후 계획)</w:t>
+      </w:r>
+    </w:p>
+    <w:p>
+      <w:pPr>
+        <w:widowControl/>
+        <w:wordWrap/>
+        <w:autoSpaceDE/>
+        <w:autoSpaceDN/>
+        <w:ind w:left="800"/>
+        <w:rPr>
+          <w:b/>
+          <w:color w:val="0F9ED5" w:themeColor="accent4"/>
+          <w:sz w:val="20"/>
+          <w:szCs w:val="20"/>
+          <w14:textOutline w14:w="0" w14:cap="flat" w14:cmpd="sng" w14:algn="ctr">
+            <w14:noFill/>
+            <w14:prstDash w14:val="solid"/>
+            <w14:round/>
+          </w14:textOutline>
+          <w14:props3d w14:extrusionH="57150" w14:contourW="0" w14:prstMaterial="softEdge">
+            <w14:bevelT w14:w="25400" w14:h="38100" w14:prst="circle"/>
+          </w14:props3d>
+        </w:rPr>
+      </w:pPr>
+      <w:r>
+        <w:rPr>
+          <w:rFonts w:hint="eastAsia"/>
+          <w:b/>
+          <w:color w:val="0F9ED5" w:themeColor="accent4"/>
+          <w:sz w:val="20"/>
+          <w:szCs w:val="20"/>
+          <w14:textOutline w14:w="0" w14:cap="flat" w14:cmpd="sng" w14:algn="ctr">
+            <w14:noFill/>
+            <w14:prstDash w14:val="solid"/>
+            <w14:round/>
+          </w14:textOutline>
+          <w14:props3d w14:extrusionH="57150" w14:contourW="0" w14:prstMaterial="softEdge">
+            <w14:bevelT w14:w="25400" w14:h="38100" w14:prst="circle"/>
+          </w14:props3d>
+        </w:rPr>
+        <w:t>고성능</w:t>
+      </w:r>
+      <w:r>
+        <w:rPr>
+          <w:b/>
+          <w:color w:val="0F9ED5" w:themeColor="accent4"/>
+          <w:sz w:val="20"/>
+          <w:szCs w:val="20"/>
+          <w14:textOutline w14:w="0" w14:cap="flat" w14:cmpd="sng" w14:algn="ctr">
+            <w14:noFill/>
+            <w14:prstDash w14:val="solid"/>
+            <w14:round/>
+          </w14:textOutline>
+          <w14:props3d w14:extrusionH="57150" w14:contourW="0" w14:prstMaterial="softEdge">
+            <w14:bevelT w14:w="25400" w14:h="38100" w14:prst="circle"/>
+          </w14:props3d>
+        </w:rPr>
+        <w:t xml:space="preserve"> 장비 확보 시 예지보전 AI 파트의 학습 시간을 단축하여 지연된 WBS 일정을 정상화할 계획.</w:t>
+      </w:r>
+    </w:p>
+    <w:p>
+      <w:pPr>
+        <w:widowControl/>
+        <w:wordWrap/>
+        <w:autoSpaceDE/>
+        <w:autoSpaceDN/>
         <w:rPr>
           <w:sz w:val="20"/>
           <w:szCs w:val="20"/>
@@ -338,9 +1059,10 @@
     </w:p>
     <w:p>
       <w:pPr>
+        <w:widowControl/>
         <w:wordWrap/>
-        <w:spacing w:after="0"/>
-        <w:ind w:firstLineChars="100" w:firstLine="200"/>
+        <w:autoSpaceDE/>
+        <w:autoSpaceDN/>
         <w:rPr>
           <w:sz w:val="20"/>
           <w:szCs w:val="20"/>
@@ -684,15 +1406,35 @@
               <w:wordWrap/>
               <w:jc w:val="center"/>
               <w:rPr>
-                <w:sz w:val="20"/>
-                <w:szCs w:val="20"/>
-              </w:rPr>
-            </w:pPr>
-            <w:r>
-              <w:rPr>
-                <w:rFonts w:hint="eastAsia"/>
-                <w:sz w:val="20"/>
-                <w:szCs w:val="20"/>
+                <w:b/>
+                <w:color w:val="0F9ED5" w:themeColor="accent4"/>
+                <w:sz w:val="20"/>
+                <w:szCs w:val="20"/>
+                <w14:textOutline w14:w="0" w14:cap="flat" w14:cmpd="sng" w14:algn="ctr">
+                  <w14:noFill/>
+                  <w14:prstDash w14:val="solid"/>
+                  <w14:round/>
+                </w14:textOutline>
+                <w14:props3d w14:extrusionH="57150" w14:contourW="0" w14:prstMaterial="softEdge">
+                  <w14:bevelT w14:w="25400" w14:h="38100" w14:prst="circle"/>
+                </w14:props3d>
+              </w:rPr>
+            </w:pPr>
+            <w:r>
+              <w:rPr>
+                <w:rFonts w:hint="eastAsia"/>
+                <w:b/>
+                <w:color w:val="0F9ED5" w:themeColor="accent4"/>
+                <w:sz w:val="20"/>
+                <w:szCs w:val="20"/>
+                <w14:textOutline w14:w="0" w14:cap="flat" w14:cmpd="sng" w14:algn="ctr">
+                  <w14:noFill/>
+                  <w14:prstDash w14:val="solid"/>
+                  <w14:round/>
+                </w14:textOutline>
+                <w14:props3d w14:extrusionH="57150" w14:contourW="0" w14:prstMaterial="softEdge">
+                  <w14:bevelT w14:w="25400" w14:h="38100" w14:prst="circle"/>
+                </w14:props3d>
               </w:rPr>
               <w:t>설계</w:t>
             </w:r>
@@ -707,15 +1449,35 @@
               <w:wordWrap/>
               <w:jc w:val="center"/>
               <w:rPr>
-                <w:sz w:val="20"/>
-                <w:szCs w:val="20"/>
-              </w:rPr>
-            </w:pPr>
-            <w:r>
-              <w:rPr>
-                <w:rFonts w:hint="eastAsia"/>
-                <w:sz w:val="20"/>
-                <w:szCs w:val="20"/>
+                <w:b/>
+                <w:color w:val="0F9ED5" w:themeColor="accent4"/>
+                <w:sz w:val="20"/>
+                <w:szCs w:val="20"/>
+                <w14:textOutline w14:w="0" w14:cap="flat" w14:cmpd="sng" w14:algn="ctr">
+                  <w14:noFill/>
+                  <w14:prstDash w14:val="solid"/>
+                  <w14:round/>
+                </w14:textOutline>
+                <w14:props3d w14:extrusionH="57150" w14:contourW="0" w14:prstMaterial="softEdge">
+                  <w14:bevelT w14:w="25400" w14:h="38100" w14:prst="circle"/>
+                </w14:props3d>
+              </w:rPr>
+            </w:pPr>
+            <w:r>
+              <w:rPr>
+                <w:rFonts w:hint="eastAsia"/>
+                <w:b/>
+                <w:color w:val="0F9ED5" w:themeColor="accent4"/>
+                <w:sz w:val="20"/>
+                <w:szCs w:val="20"/>
+                <w14:textOutline w14:w="0" w14:cap="flat" w14:cmpd="sng" w14:algn="ctr">
+                  <w14:noFill/>
+                  <w14:prstDash w14:val="solid"/>
+                  <w14:round/>
+                </w14:textOutline>
+                <w14:props3d w14:extrusionH="57150" w14:contourW="0" w14:prstMaterial="softEdge">
+                  <w14:bevelT w14:w="25400" w14:h="38100" w14:prst="circle"/>
+                </w14:props3d>
               </w:rPr>
               <w:t>26/03/10</w:t>
             </w:r>
@@ -730,15 +1492,35 @@
               <w:wordWrap/>
               <w:jc w:val="center"/>
               <w:rPr>
-                <w:sz w:val="20"/>
-                <w:szCs w:val="20"/>
-              </w:rPr>
-            </w:pPr>
-            <w:r>
-              <w:rPr>
-                <w:rFonts w:hint="eastAsia"/>
-                <w:sz w:val="20"/>
-                <w:szCs w:val="20"/>
+                <w:b/>
+                <w:color w:val="0F9ED5" w:themeColor="accent4"/>
+                <w:sz w:val="20"/>
+                <w:szCs w:val="20"/>
+                <w14:textOutline w14:w="0" w14:cap="flat" w14:cmpd="sng" w14:algn="ctr">
+                  <w14:noFill/>
+                  <w14:prstDash w14:val="solid"/>
+                  <w14:round/>
+                </w14:textOutline>
+                <w14:props3d w14:extrusionH="57150" w14:contourW="0" w14:prstMaterial="softEdge">
+                  <w14:bevelT w14:w="25400" w14:h="38100" w14:prst="circle"/>
+                </w14:props3d>
+              </w:rPr>
+            </w:pPr>
+            <w:r>
+              <w:rPr>
+                <w:rFonts w:hint="eastAsia"/>
+                <w:b/>
+                <w:color w:val="0F9ED5" w:themeColor="accent4"/>
+                <w:sz w:val="20"/>
+                <w:szCs w:val="20"/>
+                <w14:textOutline w14:w="0" w14:cap="flat" w14:cmpd="sng" w14:algn="ctr">
+                  <w14:noFill/>
+                  <w14:prstDash w14:val="solid"/>
+                  <w14:round/>
+                </w14:textOutline>
+                <w14:props3d w14:extrusionH="57150" w14:contourW="0" w14:prstMaterial="softEdge">
+                  <w14:bevelT w14:w="25400" w14:h="38100" w14:prst="circle"/>
+                </w14:props3d>
               </w:rPr>
               <w:t>26/04/15</w:t>
             </w:r>
@@ -756,15 +1538,35 @@
               <w:wordWrap/>
               <w:jc w:val="center"/>
               <w:rPr>
-                <w:sz w:val="20"/>
-                <w:szCs w:val="20"/>
-              </w:rPr>
-            </w:pPr>
-            <w:r>
-              <w:rPr>
-                <w:rFonts w:hint="eastAsia"/>
-                <w:sz w:val="20"/>
-                <w:szCs w:val="20"/>
+                <w:b/>
+                <w:color w:val="0F9ED5" w:themeColor="accent4"/>
+                <w:sz w:val="20"/>
+                <w:szCs w:val="20"/>
+                <w14:textOutline w14:w="0" w14:cap="flat" w14:cmpd="sng" w14:algn="ctr">
+                  <w14:noFill/>
+                  <w14:prstDash w14:val="solid"/>
+                  <w14:round/>
+                </w14:textOutline>
+                <w14:props3d w14:extrusionH="57150" w14:contourW="0" w14:prstMaterial="softEdge">
+                  <w14:bevelT w14:w="25400" w14:h="38100" w14:prst="circle"/>
+                </w14:props3d>
+              </w:rPr>
+            </w:pPr>
+            <w:r>
+              <w:rPr>
+                <w:rFonts w:hint="eastAsia"/>
+                <w:b/>
+                <w:color w:val="0F9ED5" w:themeColor="accent4"/>
+                <w:sz w:val="20"/>
+                <w:szCs w:val="20"/>
+                <w14:textOutline w14:w="0" w14:cap="flat" w14:cmpd="sng" w14:algn="ctr">
+                  <w14:noFill/>
+                  <w14:prstDash w14:val="solid"/>
+                  <w14:round/>
+                </w14:textOutline>
+                <w14:props3d w14:extrusionH="57150" w14:contourW="0" w14:prstMaterial="softEdge">
+                  <w14:bevelT w14:w="25400" w14:h="38100" w14:prst="circle"/>
+                </w14:props3d>
               </w:rPr>
               <w:t>25%</w:t>
             </w:r>
@@ -779,17 +1581,37 @@
               <w:wordWrap/>
               <w:jc w:val="center"/>
               <w:rPr>
-                <w:sz w:val="20"/>
-                <w:szCs w:val="20"/>
-              </w:rPr>
-            </w:pPr>
-            <w:r>
-              <w:rPr>
-                <w:rFonts w:hint="eastAsia"/>
-                <w:sz w:val="20"/>
-                <w:szCs w:val="20"/>
-              </w:rPr>
-              <w:t>8%</w:t>
+                <w:b/>
+                <w:color w:val="0F9ED5" w:themeColor="accent4"/>
+                <w:sz w:val="20"/>
+                <w:szCs w:val="20"/>
+                <w14:textOutline w14:w="0" w14:cap="flat" w14:cmpd="sng" w14:algn="ctr">
+                  <w14:noFill/>
+                  <w14:prstDash w14:val="solid"/>
+                  <w14:round/>
+                </w14:textOutline>
+                <w14:props3d w14:extrusionH="57150" w14:contourW="0" w14:prstMaterial="softEdge">
+                  <w14:bevelT w14:w="25400" w14:h="38100" w14:prst="circle"/>
+                </w14:props3d>
+              </w:rPr>
+            </w:pPr>
+            <w:r>
+              <w:rPr>
+                <w:rFonts w:hint="eastAsia"/>
+                <w:b/>
+                <w:color w:val="0F9ED5" w:themeColor="accent4"/>
+                <w:sz w:val="20"/>
+                <w:szCs w:val="20"/>
+                <w14:textOutline w14:w="0" w14:cap="flat" w14:cmpd="sng" w14:algn="ctr">
+                  <w14:noFill/>
+                  <w14:prstDash w14:val="solid"/>
+                  <w14:round/>
+                </w14:textOutline>
+                <w14:props3d w14:extrusionH="57150" w14:contourW="0" w14:prstMaterial="softEdge">
+                  <w14:bevelT w14:w="25400" w14:h="38100" w14:prst="circle"/>
+                </w14:props3d>
+              </w:rPr>
+              <w:t>25%</w:t>
             </w:r>
           </w:p>
         </w:tc>
@@ -906,7 +1728,7 @@
                 <w:sz w:val="20"/>
                 <w:szCs w:val="20"/>
               </w:rPr>
-              <w:t>5%</w:t>
+              <w:t>28%</w:t>
             </w:r>
           </w:p>
         </w:tc>
@@ -1215,7 +2037,7 @@
                 <w:sz w:val="20"/>
                 <w:szCs w:val="20"/>
               </w:rPr>
-              <w:t>23%</w:t>
+              <w:t>63%</w:t>
             </w:r>
           </w:p>
         </w:tc>
@@ -1290,8 +2112,8 @@
         <w:tblLook w:val="04A0" w:firstRow="1" w:lastRow="0" w:firstColumn="1" w:lastColumn="0" w:noHBand="0" w:noVBand="1"/>
       </w:tblPr>
       <w:tblGrid>
-        <w:gridCol w:w="1454"/>
-        <w:gridCol w:w="2023"/>
+        <w:gridCol w:w="1271"/>
+        <w:gridCol w:w="2206"/>
         <w:gridCol w:w="1588"/>
         <w:gridCol w:w="1588"/>
         <w:gridCol w:w="2521"/>
@@ -1302,7 +2124,7 @@
         </w:trPr>
         <w:tc>
           <w:tcPr>
-            <w:tcW w:w="1454" w:type="dxa"/>
+            <w:tcW w:w="1271" w:type="dxa"/>
             <w:vAlign w:val="center"/>
           </w:tcPr>
           <w:p>
@@ -1326,7 +2148,7 @@
         </w:tc>
         <w:tc>
           <w:tcPr>
-            <w:tcW w:w="2023" w:type="dxa"/>
+            <w:tcW w:w="2206" w:type="dxa"/>
             <w:vAlign w:val="center"/>
           </w:tcPr>
           <w:p>
@@ -1430,59 +2252,50 @@
         </w:trPr>
         <w:tc>
           <w:tcPr>
-            <w:tcW w:w="1454" w:type="dxa"/>
-            <w:vAlign w:val="center"/>
-          </w:tcPr>
-          <w:p>
-            <w:pPr>
-              <w:wordWrap/>
-              <w:jc w:val="center"/>
-              <w:rPr>
-                <w:sz w:val="20"/>
-                <w:szCs w:val="20"/>
-              </w:rPr>
-            </w:pPr>
-            <w:r>
-              <w:rPr>
-                <w:rFonts w:hint="eastAsia"/>
-                <w:sz w:val="20"/>
-                <w:szCs w:val="20"/>
-              </w:rPr>
-              <w:t>분석</w:t>
-            </w:r>
-          </w:p>
-        </w:tc>
-        <w:tc>
-          <w:tcPr>
-            <w:tcW w:w="2023" w:type="dxa"/>
-            <w:vAlign w:val="center"/>
-          </w:tcPr>
-          <w:p>
-            <w:pPr>
-              <w:wordWrap/>
-              <w:jc w:val="center"/>
-              <w:rPr>
-                <w:sz w:val="20"/>
-                <w:szCs w:val="20"/>
-              </w:rPr>
-            </w:pPr>
-            <w:proofErr w:type="spellStart"/>
-            <w:r>
-              <w:rPr>
-                <w:rFonts w:hint="eastAsia"/>
-                <w:sz w:val="20"/>
-                <w:szCs w:val="20"/>
-              </w:rPr>
-              <w:t>개발표준지첨서</w:t>
-            </w:r>
-            <w:proofErr w:type="spellEnd"/>
-            <w:r>
-              <w:rPr>
-                <w:rFonts w:hint="eastAsia"/>
-                <w:sz w:val="20"/>
-                <w:szCs w:val="20"/>
-              </w:rPr>
-              <w:t>v2</w:t>
+            <w:tcW w:w="1271" w:type="dxa"/>
+            <w:vMerge w:val="restart"/>
+            <w:vAlign w:val="center"/>
+          </w:tcPr>
+          <w:p>
+            <w:pPr>
+              <w:wordWrap/>
+              <w:jc w:val="center"/>
+              <w:rPr>
+                <w:sz w:val="20"/>
+                <w:szCs w:val="20"/>
+              </w:rPr>
+            </w:pPr>
+            <w:r>
+              <w:rPr>
+                <w:rFonts w:hint="eastAsia"/>
+                <w:sz w:val="20"/>
+                <w:szCs w:val="20"/>
+              </w:rPr>
+              <w:t>설계</w:t>
+            </w:r>
+          </w:p>
+        </w:tc>
+        <w:tc>
+          <w:tcPr>
+            <w:tcW w:w="2206" w:type="dxa"/>
+            <w:vAlign w:val="center"/>
+          </w:tcPr>
+          <w:p>
+            <w:pPr>
+              <w:wordWrap/>
+              <w:jc w:val="center"/>
+              <w:rPr>
+                <w:sz w:val="20"/>
+                <w:szCs w:val="20"/>
+              </w:rPr>
+            </w:pPr>
+            <w:r>
+              <w:rPr>
+                <w:rFonts w:hint="eastAsia"/>
+                <w:sz w:val="20"/>
+                <w:szCs w:val="20"/>
+              </w:rPr>
+              <w:t>마이페이지</w:t>
             </w:r>
           </w:p>
         </w:tc>
@@ -1501,10 +2314,11 @@
             </w:pPr>
             <w:r>
               <w:rPr>
-                <w:sz w:val="20"/>
-                <w:szCs w:val="20"/>
-              </w:rPr>
-              <w:t>26/03/12</w:t>
+                <w:rFonts w:hint="eastAsia"/>
+                <w:sz w:val="20"/>
+                <w:szCs w:val="20"/>
+              </w:rPr>
+              <w:t>26-03-17</w:t>
             </w:r>
           </w:p>
         </w:tc>
@@ -1523,34 +2337,34 @@
             </w:pPr>
             <w:r>
               <w:rPr>
-                <w:sz w:val="20"/>
-                <w:szCs w:val="20"/>
-              </w:rPr>
-              <w:t>26/03/16</w:t>
+                <w:rFonts w:hint="eastAsia"/>
+                <w:sz w:val="20"/>
+                <w:szCs w:val="20"/>
+              </w:rPr>
+              <w:t>26-03-18</w:t>
             </w:r>
           </w:p>
         </w:tc>
         <w:tc>
           <w:tcPr>
             <w:tcW w:w="2521" w:type="dxa"/>
-            <w:vMerge w:val="restart"/>
-            <w:vAlign w:val="center"/>
-          </w:tcPr>
-          <w:p>
-            <w:pPr>
-              <w:jc w:val="center"/>
-              <w:rPr>
-                <w:sz w:val="20"/>
-                <w:szCs w:val="20"/>
-              </w:rPr>
-            </w:pPr>
-            <w:r>
-              <w:rPr>
-                <w:rFonts w:hint="eastAsia"/>
-                <w:sz w:val="20"/>
-                <w:szCs w:val="20"/>
-              </w:rPr>
-              <w:t>완료</w:t>
+            <w:vAlign w:val="center"/>
+          </w:tcPr>
+          <w:p>
+            <w:pPr>
+              <w:jc w:val="center"/>
+              <w:rPr>
+                <w:sz w:val="20"/>
+                <w:szCs w:val="20"/>
+              </w:rPr>
+            </w:pPr>
+            <w:r>
+              <w:rPr>
+                <w:rFonts w:hint="eastAsia"/>
+                <w:sz w:val="20"/>
+                <w:szCs w:val="20"/>
+              </w:rPr>
+              <w:t>100%</w:t>
             </w:r>
           </w:p>
         </w:tc>
@@ -1561,50 +2375,42 @@
         </w:trPr>
         <w:tc>
           <w:tcPr>
-            <w:tcW w:w="1454" w:type="dxa"/>
-            <w:vMerge w:val="restart"/>
-            <w:vAlign w:val="center"/>
-          </w:tcPr>
-          <w:p>
-            <w:pPr>
-              <w:wordWrap/>
-              <w:jc w:val="center"/>
-              <w:rPr>
-                <w:sz w:val="20"/>
-                <w:szCs w:val="20"/>
-              </w:rPr>
-            </w:pPr>
-            <w:r>
-              <w:rPr>
-                <w:rFonts w:hint="eastAsia"/>
-                <w:sz w:val="20"/>
-                <w:szCs w:val="20"/>
-              </w:rPr>
-              <w:t>설계</w:t>
-            </w:r>
-          </w:p>
-        </w:tc>
-        <w:tc>
-          <w:tcPr>
-            <w:tcW w:w="2023" w:type="dxa"/>
-            <w:vAlign w:val="center"/>
-          </w:tcPr>
-          <w:p>
-            <w:pPr>
-              <w:wordWrap/>
-              <w:jc w:val="center"/>
-              <w:rPr>
-                <w:sz w:val="20"/>
-                <w:szCs w:val="20"/>
-              </w:rPr>
-            </w:pPr>
-            <w:r>
-              <w:rPr>
-                <w:rFonts w:hint="eastAsia"/>
-                <w:sz w:val="20"/>
-                <w:szCs w:val="20"/>
-              </w:rPr>
-              <w:t>로그인</w:t>
+            <w:tcW w:w="1271" w:type="dxa"/>
+            <w:vMerge/>
+            <w:vAlign w:val="center"/>
+          </w:tcPr>
+          <w:p>
+            <w:pPr>
+              <w:wordWrap/>
+              <w:jc w:val="center"/>
+              <w:rPr>
+                <w:sz w:val="20"/>
+                <w:szCs w:val="20"/>
+              </w:rPr>
+            </w:pPr>
+          </w:p>
+        </w:tc>
+        <w:tc>
+          <w:tcPr>
+            <w:tcW w:w="2206" w:type="dxa"/>
+            <w:vAlign w:val="center"/>
+          </w:tcPr>
+          <w:p>
+            <w:pPr>
+              <w:wordWrap/>
+              <w:jc w:val="center"/>
+              <w:rPr>
+                <w:sz w:val="20"/>
+                <w:szCs w:val="20"/>
+              </w:rPr>
+            </w:pPr>
+            <w:r>
+              <w:rPr>
+                <w:rFonts w:hint="eastAsia"/>
+                <w:sz w:val="20"/>
+                <w:szCs w:val="20"/>
+              </w:rPr>
+              <w:t>단속 내역</w:t>
             </w:r>
           </w:p>
         </w:tc>
@@ -1628,7 +2434,7 @@
                 <w:sz w:val="20"/>
                 <w:szCs w:val="20"/>
               </w:rPr>
-              <w:t>26/03/10</w:t>
+              <w:t>26-03-16</w:t>
             </w:r>
           </w:p>
         </w:tc>
@@ -1652,25 +2458,32 @@
                 <w:sz w:val="20"/>
                 <w:szCs w:val="20"/>
               </w:rPr>
-              <w:t>26/03/11</w:t>
+              <w:t>26-03-20</w:t>
             </w:r>
           </w:p>
         </w:tc>
         <w:tc>
           <w:tcPr>
             <w:tcW w:w="2521" w:type="dxa"/>
-            <w:vMerge/>
-            <w:vAlign w:val="center"/>
-          </w:tcPr>
-          <w:p>
-            <w:pPr>
-              <w:wordWrap/>
-              <w:jc w:val="center"/>
-              <w:rPr>
-                <w:sz w:val="20"/>
-                <w:szCs w:val="20"/>
-              </w:rPr>
-            </w:pPr>
+            <w:vAlign w:val="center"/>
+          </w:tcPr>
+          <w:p>
+            <w:pPr>
+              <w:wordWrap/>
+              <w:jc w:val="center"/>
+              <w:rPr>
+                <w:sz w:val="20"/>
+                <w:szCs w:val="20"/>
+              </w:rPr>
+            </w:pPr>
+            <w:r>
+              <w:rPr>
+                <w:rFonts w:hint="eastAsia"/>
+                <w:sz w:val="20"/>
+                <w:szCs w:val="20"/>
+              </w:rPr>
+              <w:t>100%</w:t>
+            </w:r>
           </w:p>
         </w:tc>
       </w:tr>
@@ -1680,7 +2493,7 @@
         </w:trPr>
         <w:tc>
           <w:tcPr>
-            <w:tcW w:w="1454" w:type="dxa"/>
+            <w:tcW w:w="1271" w:type="dxa"/>
             <w:vMerge/>
             <w:vAlign w:val="center"/>
           </w:tcPr>
@@ -1697,25 +2510,25 @@
         </w:tc>
         <w:tc>
           <w:tcPr>
-            <w:tcW w:w="2023" w:type="dxa"/>
-            <w:vAlign w:val="center"/>
-          </w:tcPr>
-          <w:p>
-            <w:pPr>
-              <w:wordWrap/>
-              <w:jc w:val="center"/>
-              <w:rPr>
-                <w:sz w:val="20"/>
-                <w:szCs w:val="20"/>
-              </w:rPr>
-            </w:pPr>
-            <w:r>
-              <w:rPr>
-                <w:rFonts w:hint="eastAsia"/>
-                <w:sz w:val="20"/>
-                <w:szCs w:val="20"/>
-              </w:rPr>
-              <w:t>회원가입</w:t>
+            <w:tcW w:w="2206" w:type="dxa"/>
+            <w:vAlign w:val="center"/>
+          </w:tcPr>
+          <w:p>
+            <w:pPr>
+              <w:wordWrap/>
+              <w:jc w:val="center"/>
+              <w:rPr>
+                <w:sz w:val="20"/>
+                <w:szCs w:val="20"/>
+              </w:rPr>
+            </w:pPr>
+            <w:r>
+              <w:rPr>
+                <w:rFonts w:hint="eastAsia"/>
+                <w:sz w:val="20"/>
+                <w:szCs w:val="20"/>
+              </w:rPr>
+              <w:t>예지보전 화면</w:t>
             </w:r>
           </w:p>
         </w:tc>
@@ -1739,7 +2552,7 @@
                 <w:sz w:val="20"/>
                 <w:szCs w:val="20"/>
               </w:rPr>
-              <w:t>26/03/12</w:t>
+              <w:t>26-03-16</w:t>
             </w:r>
           </w:p>
         </w:tc>
@@ -1763,25 +2576,32 @@
                 <w:sz w:val="20"/>
                 <w:szCs w:val="20"/>
               </w:rPr>
-              <w:t>26/03/13</w:t>
+              <w:t>26-03-18</w:t>
             </w:r>
           </w:p>
         </w:tc>
         <w:tc>
           <w:tcPr>
             <w:tcW w:w="2521" w:type="dxa"/>
-            <w:vMerge/>
-            <w:vAlign w:val="center"/>
-          </w:tcPr>
-          <w:p>
-            <w:pPr>
-              <w:wordWrap/>
-              <w:jc w:val="center"/>
-              <w:rPr>
-                <w:sz w:val="20"/>
-                <w:szCs w:val="20"/>
-              </w:rPr>
-            </w:pPr>
+            <w:vAlign w:val="center"/>
+          </w:tcPr>
+          <w:p>
+            <w:pPr>
+              <w:wordWrap/>
+              <w:jc w:val="center"/>
+              <w:rPr>
+                <w:sz w:val="20"/>
+                <w:szCs w:val="20"/>
+              </w:rPr>
+            </w:pPr>
+            <w:r>
+              <w:rPr>
+                <w:rFonts w:hint="eastAsia"/>
+                <w:sz w:val="20"/>
+                <w:szCs w:val="20"/>
+              </w:rPr>
+              <w:t>100%</w:t>
+            </w:r>
           </w:p>
         </w:tc>
       </w:tr>
@@ -1791,49 +2611,41 @@
         </w:trPr>
         <w:tc>
           <w:tcPr>
-            <w:tcW w:w="1454" w:type="dxa"/>
-            <w:vMerge w:val="restart"/>
-            <w:vAlign w:val="center"/>
-          </w:tcPr>
-          <w:p>
-            <w:pPr>
-              <w:jc w:val="center"/>
-              <w:rPr>
-                <w:sz w:val="20"/>
-                <w:szCs w:val="20"/>
-              </w:rPr>
-            </w:pPr>
-            <w:r>
-              <w:rPr>
-                <w:rFonts w:hint="eastAsia"/>
-                <w:sz w:val="20"/>
-                <w:szCs w:val="20"/>
-              </w:rPr>
-              <w:t>개발</w:t>
-            </w:r>
-          </w:p>
-        </w:tc>
-        <w:tc>
-          <w:tcPr>
-            <w:tcW w:w="2023" w:type="dxa"/>
-            <w:vAlign w:val="center"/>
-          </w:tcPr>
-          <w:p>
-            <w:pPr>
-              <w:wordWrap/>
-              <w:jc w:val="center"/>
-              <w:rPr>
-                <w:sz w:val="20"/>
-                <w:szCs w:val="20"/>
-              </w:rPr>
-            </w:pPr>
-            <w:r>
-              <w:rPr>
-                <w:rFonts w:hint="eastAsia"/>
-                <w:sz w:val="20"/>
-                <w:szCs w:val="20"/>
-              </w:rPr>
-              <w:t>공용화면</w:t>
+            <w:tcW w:w="1271" w:type="dxa"/>
+            <w:vMerge/>
+            <w:vAlign w:val="center"/>
+          </w:tcPr>
+          <w:p>
+            <w:pPr>
+              <w:jc w:val="center"/>
+              <w:rPr>
+                <w:sz w:val="20"/>
+                <w:szCs w:val="20"/>
+              </w:rPr>
+            </w:pPr>
+          </w:p>
+        </w:tc>
+        <w:tc>
+          <w:tcPr>
+            <w:tcW w:w="2206" w:type="dxa"/>
+            <w:vAlign w:val="center"/>
+          </w:tcPr>
+          <w:p>
+            <w:pPr>
+              <w:wordWrap/>
+              <w:jc w:val="center"/>
+              <w:rPr>
+                <w:sz w:val="20"/>
+                <w:szCs w:val="20"/>
+              </w:rPr>
+            </w:pPr>
+            <w:r>
+              <w:rPr>
+                <w:rFonts w:hint="eastAsia"/>
+                <w:sz w:val="20"/>
+                <w:szCs w:val="20"/>
+              </w:rPr>
+              <w:t>스토리텔링</w:t>
             </w:r>
           </w:p>
         </w:tc>
@@ -1857,7 +2669,7 @@
                 <w:sz w:val="20"/>
                 <w:szCs w:val="20"/>
               </w:rPr>
-              <w:t>26/03/16</w:t>
+              <w:t>26-03-17</w:t>
             </w:r>
           </w:p>
         </w:tc>
@@ -1881,25 +2693,32 @@
                 <w:sz w:val="20"/>
                 <w:szCs w:val="20"/>
               </w:rPr>
-              <w:t>26/03/17</w:t>
+              <w:t>26-03-18</w:t>
             </w:r>
           </w:p>
         </w:tc>
         <w:tc>
           <w:tcPr>
             <w:tcW w:w="2521" w:type="dxa"/>
-            <w:vMerge/>
-            <w:vAlign w:val="center"/>
-          </w:tcPr>
-          <w:p>
-            <w:pPr>
-              <w:wordWrap/>
-              <w:jc w:val="center"/>
-              <w:rPr>
-                <w:sz w:val="20"/>
-                <w:szCs w:val="20"/>
-              </w:rPr>
-            </w:pPr>
+            <w:vAlign w:val="center"/>
+          </w:tcPr>
+          <w:p>
+            <w:pPr>
+              <w:wordWrap/>
+              <w:jc w:val="center"/>
+              <w:rPr>
+                <w:sz w:val="20"/>
+                <w:szCs w:val="20"/>
+              </w:rPr>
+            </w:pPr>
+            <w:r>
+              <w:rPr>
+                <w:rFonts w:hint="eastAsia"/>
+                <w:sz w:val="20"/>
+                <w:szCs w:val="20"/>
+              </w:rPr>
+              <w:t>100%</w:t>
+            </w:r>
           </w:p>
         </w:tc>
       </w:tr>
@@ -1909,7 +2728,7 @@
         </w:trPr>
         <w:tc>
           <w:tcPr>
-            <w:tcW w:w="1454" w:type="dxa"/>
+            <w:tcW w:w="1271" w:type="dxa"/>
             <w:vMerge/>
             <w:vAlign w:val="center"/>
           </w:tcPr>
@@ -1926,25 +2745,25 @@
         </w:tc>
         <w:tc>
           <w:tcPr>
-            <w:tcW w:w="2023" w:type="dxa"/>
-            <w:vAlign w:val="center"/>
-          </w:tcPr>
-          <w:p>
-            <w:pPr>
-              <w:wordWrap/>
-              <w:jc w:val="center"/>
-              <w:rPr>
-                <w:sz w:val="20"/>
-                <w:szCs w:val="20"/>
-              </w:rPr>
-            </w:pPr>
-            <w:r>
-              <w:rPr>
-                <w:rFonts w:hint="eastAsia"/>
-                <w:sz w:val="20"/>
-                <w:szCs w:val="20"/>
-              </w:rPr>
-              <w:t>로그인</w:t>
+            <w:tcW w:w="2206" w:type="dxa"/>
+            <w:vAlign w:val="center"/>
+          </w:tcPr>
+          <w:p>
+            <w:pPr>
+              <w:wordWrap/>
+              <w:jc w:val="center"/>
+              <w:rPr>
+                <w:sz w:val="20"/>
+                <w:szCs w:val="20"/>
+              </w:rPr>
+            </w:pPr>
+            <w:r>
+              <w:rPr>
+                <w:rFonts w:hint="eastAsia"/>
+                <w:sz w:val="20"/>
+                <w:szCs w:val="20"/>
+              </w:rPr>
+              <w:t>대시보드</w:t>
             </w:r>
           </w:p>
         </w:tc>
@@ -1968,7 +2787,7 @@
                 <w:sz w:val="20"/>
                 <w:szCs w:val="20"/>
               </w:rPr>
-              <w:t>26/03/16</w:t>
+              <w:t>26-03-10</w:t>
             </w:r>
           </w:p>
         </w:tc>
@@ -1992,25 +2811,32 @@
                 <w:sz w:val="20"/>
                 <w:szCs w:val="20"/>
               </w:rPr>
-              <w:t>26/03/17</w:t>
+              <w:t>26-03-20</w:t>
             </w:r>
           </w:p>
         </w:tc>
         <w:tc>
           <w:tcPr>
             <w:tcW w:w="2521" w:type="dxa"/>
-            <w:vMerge/>
-            <w:vAlign w:val="center"/>
-          </w:tcPr>
-          <w:p>
-            <w:pPr>
-              <w:wordWrap/>
-              <w:jc w:val="center"/>
-              <w:rPr>
-                <w:sz w:val="20"/>
-                <w:szCs w:val="20"/>
-              </w:rPr>
-            </w:pPr>
+            <w:vAlign w:val="center"/>
+          </w:tcPr>
+          <w:p>
+            <w:pPr>
+              <w:wordWrap/>
+              <w:jc w:val="center"/>
+              <w:rPr>
+                <w:sz w:val="20"/>
+                <w:szCs w:val="20"/>
+              </w:rPr>
+            </w:pPr>
+            <w:r>
+              <w:rPr>
+                <w:rFonts w:hint="eastAsia"/>
+                <w:sz w:val="20"/>
+                <w:szCs w:val="20"/>
+              </w:rPr>
+              <w:t>100%</w:t>
+            </w:r>
           </w:p>
         </w:tc>
       </w:tr>
@@ -2020,7 +2846,7 @@
         </w:trPr>
         <w:tc>
           <w:tcPr>
-            <w:tcW w:w="1454" w:type="dxa"/>
+            <w:tcW w:w="1271" w:type="dxa"/>
             <w:vMerge/>
             <w:vAlign w:val="center"/>
           </w:tcPr>
@@ -2037,25 +2863,25 @@
         </w:tc>
         <w:tc>
           <w:tcPr>
-            <w:tcW w:w="2023" w:type="dxa"/>
-            <w:vAlign w:val="center"/>
-          </w:tcPr>
-          <w:p>
-            <w:pPr>
-              <w:wordWrap/>
-              <w:jc w:val="center"/>
-              <w:rPr>
-                <w:sz w:val="20"/>
-                <w:szCs w:val="20"/>
-              </w:rPr>
-            </w:pPr>
-            <w:r>
-              <w:rPr>
-                <w:rFonts w:hint="eastAsia"/>
-                <w:sz w:val="20"/>
-                <w:szCs w:val="20"/>
-              </w:rPr>
-              <w:t>회원가입</w:t>
+            <w:tcW w:w="2206" w:type="dxa"/>
+            <w:vAlign w:val="center"/>
+          </w:tcPr>
+          <w:p>
+            <w:pPr>
+              <w:wordWrap/>
+              <w:jc w:val="center"/>
+              <w:rPr>
+                <w:sz w:val="20"/>
+                <w:szCs w:val="20"/>
+              </w:rPr>
+            </w:pPr>
+            <w:r>
+              <w:rPr>
+                <w:rFonts w:hint="eastAsia"/>
+                <w:sz w:val="20"/>
+                <w:szCs w:val="20"/>
+              </w:rPr>
+              <w:t>ITS API데이터 축적</w:t>
             </w:r>
           </w:p>
         </w:tc>
@@ -2079,7 +2905,7 @@
                 <w:sz w:val="20"/>
                 <w:szCs w:val="20"/>
               </w:rPr>
-              <w:t>26/03/16</w:t>
+              <w:t>26-03-23</w:t>
             </w:r>
           </w:p>
         </w:tc>
@@ -2103,25 +2929,32 @@
                 <w:sz w:val="20"/>
                 <w:szCs w:val="20"/>
               </w:rPr>
-              <w:t>26/03/17</w:t>
+              <w:t>26-03-25</w:t>
             </w:r>
           </w:p>
         </w:tc>
         <w:tc>
           <w:tcPr>
             <w:tcW w:w="2521" w:type="dxa"/>
-            <w:vMerge/>
-            <w:vAlign w:val="center"/>
-          </w:tcPr>
-          <w:p>
-            <w:pPr>
-              <w:wordWrap/>
-              <w:jc w:val="center"/>
-              <w:rPr>
-                <w:sz w:val="20"/>
-                <w:szCs w:val="20"/>
-              </w:rPr>
-            </w:pPr>
+            <w:vAlign w:val="center"/>
+          </w:tcPr>
+          <w:p>
+            <w:pPr>
+              <w:wordWrap/>
+              <w:jc w:val="center"/>
+              <w:rPr>
+                <w:sz w:val="20"/>
+                <w:szCs w:val="20"/>
+              </w:rPr>
+            </w:pPr>
+            <w:r>
+              <w:rPr>
+                <w:rFonts w:hint="eastAsia"/>
+                <w:sz w:val="20"/>
+                <w:szCs w:val="20"/>
+              </w:rPr>
+              <w:t>100%</w:t>
+            </w:r>
           </w:p>
         </w:tc>
       </w:tr>
@@ -2131,7 +2964,7 @@
         </w:trPr>
         <w:tc>
           <w:tcPr>
-            <w:tcW w:w="1454" w:type="dxa"/>
+            <w:tcW w:w="1271" w:type="dxa"/>
             <w:vMerge w:val="restart"/>
             <w:vAlign w:val="center"/>
           </w:tcPr>
@@ -2150,13 +2983,13 @@
                 <w:sz w:val="20"/>
                 <w:szCs w:val="20"/>
               </w:rPr>
-              <w:t>설계</w:t>
-            </w:r>
-          </w:p>
-        </w:tc>
-        <w:tc>
-          <w:tcPr>
-            <w:tcW w:w="2023" w:type="dxa"/>
+              <w:t>개발</w:t>
+            </w:r>
+          </w:p>
+        </w:tc>
+        <w:tc>
+          <w:tcPr>
+            <w:tcW w:w="2206" w:type="dxa"/>
             <w:vAlign w:val="center"/>
           </w:tcPr>
           <w:p>
@@ -2198,7 +3031,7 @@
                 <w:sz w:val="20"/>
                 <w:szCs w:val="20"/>
               </w:rPr>
-              <w:t>26/03/17</w:t>
+              <w:t>26-03-16</w:t>
             </w:r>
           </w:p>
         </w:tc>
@@ -2216,6 +3049,14 @@
                 <w:szCs w:val="20"/>
               </w:rPr>
             </w:pPr>
+            <w:r>
+              <w:rPr>
+                <w:rFonts w:hint="eastAsia"/>
+                <w:sz w:val="20"/>
+                <w:szCs w:val="20"/>
+              </w:rPr>
+              <w:t>26-03-25</w:t>
+            </w:r>
           </w:p>
         </w:tc>
         <w:tc>
@@ -2238,7 +3079,7 @@
                 <w:sz w:val="20"/>
                 <w:szCs w:val="20"/>
               </w:rPr>
-              <w:t>50%</w:t>
+              <w:t>100%</w:t>
             </w:r>
           </w:p>
         </w:tc>
@@ -2249,7 +3090,7 @@
         </w:trPr>
         <w:tc>
           <w:tcPr>
-            <w:tcW w:w="1454" w:type="dxa"/>
+            <w:tcW w:w="1271" w:type="dxa"/>
             <w:vMerge/>
             <w:vAlign w:val="center"/>
           </w:tcPr>
@@ -2266,7 +3107,7 @@
         </w:tc>
         <w:tc>
           <w:tcPr>
-            <w:tcW w:w="2023" w:type="dxa"/>
+            <w:tcW w:w="2206" w:type="dxa"/>
             <w:vAlign w:val="center"/>
           </w:tcPr>
           <w:p>
@@ -2308,7 +3149,7 @@
                 <w:sz w:val="20"/>
                 <w:szCs w:val="20"/>
               </w:rPr>
-              <w:t>26/03/16</w:t>
+              <w:t>26-03-18</w:t>
             </w:r>
           </w:p>
         </w:tc>
@@ -2326,6 +3167,14 @@
                 <w:szCs w:val="20"/>
               </w:rPr>
             </w:pPr>
+            <w:r>
+              <w:rPr>
+                <w:rFonts w:hint="eastAsia"/>
+                <w:sz w:val="20"/>
+                <w:szCs w:val="20"/>
+              </w:rPr>
+              <w:t>26-03-24</w:t>
+            </w:r>
           </w:p>
         </w:tc>
         <w:tc>
@@ -2348,7 +3197,7 @@
                 <w:sz w:val="20"/>
                 <w:szCs w:val="20"/>
               </w:rPr>
-              <w:t>80%</w:t>
+              <w:t>100%</w:t>
             </w:r>
           </w:p>
         </w:tc>
@@ -2359,7 +3208,7 @@
         </w:trPr>
         <w:tc>
           <w:tcPr>
-            <w:tcW w:w="1454" w:type="dxa"/>
+            <w:tcW w:w="1271" w:type="dxa"/>
             <w:vMerge/>
             <w:vAlign w:val="center"/>
           </w:tcPr>
@@ -2376,25 +3225,25 @@
         </w:tc>
         <w:tc>
           <w:tcPr>
-            <w:tcW w:w="2023" w:type="dxa"/>
-            <w:vAlign w:val="center"/>
-          </w:tcPr>
-          <w:p>
-            <w:pPr>
-              <w:wordWrap/>
-              <w:jc w:val="center"/>
-              <w:rPr>
-                <w:sz w:val="20"/>
-                <w:szCs w:val="20"/>
-              </w:rPr>
-            </w:pPr>
-            <w:r>
-              <w:rPr>
-                <w:rFonts w:hint="eastAsia"/>
-                <w:sz w:val="20"/>
-                <w:szCs w:val="20"/>
-              </w:rPr>
-              <w:t>예지 보전 화면</w:t>
+            <w:tcW w:w="2206" w:type="dxa"/>
+            <w:vAlign w:val="center"/>
+          </w:tcPr>
+          <w:p>
+            <w:pPr>
+              <w:wordWrap/>
+              <w:jc w:val="center"/>
+              <w:rPr>
+                <w:sz w:val="20"/>
+                <w:szCs w:val="20"/>
+              </w:rPr>
+            </w:pPr>
+            <w:r>
+              <w:rPr>
+                <w:rFonts w:hint="eastAsia"/>
+                <w:sz w:val="20"/>
+                <w:szCs w:val="20"/>
+              </w:rPr>
+              <w:t>CCTV 화면</w:t>
             </w:r>
           </w:p>
         </w:tc>
@@ -2418,7 +3267,7 @@
                 <w:sz w:val="20"/>
                 <w:szCs w:val="20"/>
               </w:rPr>
-              <w:t>26/03/16</w:t>
+              <w:t>26-03-20</w:t>
             </w:r>
           </w:p>
         </w:tc>
@@ -2436,6 +3285,14 @@
                 <w:szCs w:val="20"/>
               </w:rPr>
             </w:pPr>
+            <w:r>
+              <w:rPr>
+                <w:rFonts w:hint="eastAsia"/>
+                <w:sz w:val="20"/>
+                <w:szCs w:val="20"/>
+              </w:rPr>
+              <w:t>26-03-24</w:t>
+            </w:r>
           </w:p>
         </w:tc>
         <w:tc>
@@ -2458,7 +3315,7 @@
                 <w:sz w:val="20"/>
                 <w:szCs w:val="20"/>
               </w:rPr>
-              <w:t>80%</w:t>
+              <w:t>100%</w:t>
             </w:r>
           </w:p>
         </w:tc>
@@ -2469,7 +3326,7 @@
         </w:trPr>
         <w:tc>
           <w:tcPr>
-            <w:tcW w:w="1454" w:type="dxa"/>
+            <w:tcW w:w="1271" w:type="dxa"/>
             <w:vMerge/>
             <w:vAlign w:val="center"/>
           </w:tcPr>
@@ -2486,25 +3343,45 @@
         </w:tc>
         <w:tc>
           <w:tcPr>
-            <w:tcW w:w="2023" w:type="dxa"/>
-            <w:vAlign w:val="center"/>
-          </w:tcPr>
-          <w:p>
-            <w:pPr>
-              <w:wordWrap/>
-              <w:jc w:val="center"/>
-              <w:rPr>
-                <w:sz w:val="20"/>
-                <w:szCs w:val="20"/>
-              </w:rPr>
-            </w:pPr>
-            <w:r>
-              <w:rPr>
-                <w:rFonts w:hint="eastAsia"/>
-                <w:sz w:val="20"/>
-                <w:szCs w:val="20"/>
-              </w:rPr>
-              <w:t>스토리텔링</w:t>
+            <w:tcW w:w="2206" w:type="dxa"/>
+            <w:vAlign w:val="center"/>
+          </w:tcPr>
+          <w:p>
+            <w:pPr>
+              <w:wordWrap/>
+              <w:jc w:val="center"/>
+              <w:rPr>
+                <w:b/>
+                <w:color w:val="0F9ED5" w:themeColor="accent4"/>
+                <w:sz w:val="20"/>
+                <w:szCs w:val="20"/>
+                <w14:textOutline w14:w="0" w14:cap="flat" w14:cmpd="sng" w14:algn="ctr">
+                  <w14:noFill/>
+                  <w14:prstDash w14:val="solid"/>
+                  <w14:round/>
+                </w14:textOutline>
+                <w14:props3d w14:extrusionH="57150" w14:contourW="0" w14:prstMaterial="softEdge">
+                  <w14:bevelT w14:w="25400" w14:h="38100" w14:prst="circle"/>
+                </w14:props3d>
+              </w:rPr>
+            </w:pPr>
+            <w:r>
+              <w:rPr>
+                <w:rFonts w:hint="eastAsia"/>
+                <w:b/>
+                <w:color w:val="0F9ED5" w:themeColor="accent4"/>
+                <w:sz w:val="20"/>
+                <w:szCs w:val="20"/>
+                <w14:textOutline w14:w="0" w14:cap="flat" w14:cmpd="sng" w14:algn="ctr">
+                  <w14:noFill/>
+                  <w14:prstDash w14:val="solid"/>
+                  <w14:round/>
+                </w14:textOutline>
+                <w14:props3d w14:extrusionH="57150" w14:contourW="0" w14:prstMaterial="softEdge">
+                  <w14:bevelT w14:w="25400" w14:h="38100" w14:prst="circle"/>
+                </w14:props3d>
+              </w:rPr>
+              <w:t>대시보드 화면</w:t>
             </w:r>
           </w:p>
         </w:tc>
@@ -2518,17 +3395,55 @@
               <w:wordWrap/>
               <w:jc w:val="center"/>
               <w:rPr>
-                <w:sz w:val="20"/>
-                <w:szCs w:val="20"/>
-              </w:rPr>
-            </w:pPr>
-            <w:r>
-              <w:rPr>
-                <w:rFonts w:hint="eastAsia"/>
-                <w:sz w:val="20"/>
-                <w:szCs w:val="20"/>
-              </w:rPr>
-              <w:t>26/03/17</w:t>
+                <w:b/>
+                <w:color w:val="0F9ED5" w:themeColor="accent4"/>
+                <w:sz w:val="20"/>
+                <w:szCs w:val="20"/>
+                <w14:textOutline w14:w="0" w14:cap="flat" w14:cmpd="sng" w14:algn="ctr">
+                  <w14:noFill/>
+                  <w14:prstDash w14:val="solid"/>
+                  <w14:round/>
+                </w14:textOutline>
+                <w14:props3d w14:extrusionH="57150" w14:contourW="0" w14:prstMaterial="softEdge">
+                  <w14:bevelT w14:w="25400" w14:h="38100" w14:prst="circle"/>
+                </w14:props3d>
+              </w:rPr>
+            </w:pPr>
+            <w:r>
+              <w:rPr>
+                <w:rFonts w:hint="eastAsia"/>
+                <w:b/>
+                <w:color w:val="0F9ED5" w:themeColor="accent4"/>
+                <w:sz w:val="20"/>
+                <w:szCs w:val="20"/>
+                <w14:textOutline w14:w="0" w14:cap="flat" w14:cmpd="sng" w14:algn="ctr">
+                  <w14:noFill/>
+                  <w14:prstDash w14:val="solid"/>
+                  <w14:round/>
+                </w14:textOutline>
+                <w14:props3d w14:extrusionH="57150" w14:contourW="0" w14:prstMaterial="softEdge">
+                  <w14:bevelT w14:w="25400" w14:h="38100" w14:prst="circle"/>
+                </w14:props3d>
+              </w:rPr>
+              <w:t>26-03-2</w:t>
+            </w:r>
+            <w:r>
+              <w:rPr>
+                <w:rFonts w:hint="eastAsia"/>
+                <w:b/>
+                <w:color w:val="0F9ED5" w:themeColor="accent4"/>
+                <w:sz w:val="20"/>
+                <w:szCs w:val="20"/>
+                <w14:textOutline w14:w="0" w14:cap="flat" w14:cmpd="sng" w14:algn="ctr">
+                  <w14:noFill/>
+                  <w14:prstDash w14:val="solid"/>
+                  <w14:round/>
+                </w14:textOutline>
+                <w14:props3d w14:extrusionH="57150" w14:contourW="0" w14:prstMaterial="softEdge">
+                  <w14:bevelT w14:w="25400" w14:h="38100" w14:prst="circle"/>
+                </w14:props3d>
+              </w:rPr>
+              <w:t>3</w:t>
             </w:r>
           </w:p>
         </w:tc>
@@ -2540,10 +3455,19 @@
           <w:p>
             <w:pPr>
               <w:wordWrap/>
-              <w:jc w:val="center"/>
-              <w:rPr>
-                <w:sz w:val="20"/>
-                <w:szCs w:val="20"/>
+              <w:rPr>
+                <w:b/>
+                <w:color w:val="0F9ED5" w:themeColor="accent4"/>
+                <w:sz w:val="20"/>
+                <w:szCs w:val="20"/>
+                <w14:textOutline w14:w="0" w14:cap="flat" w14:cmpd="sng" w14:algn="ctr">
+                  <w14:noFill/>
+                  <w14:prstDash w14:val="solid"/>
+                  <w14:round/>
+                </w14:textOutline>
+                <w14:props3d w14:extrusionH="57150" w14:contourW="0" w14:prstMaterial="softEdge">
+                  <w14:bevelT w14:w="25400" w14:h="38100" w14:prst="circle"/>
+                </w14:props3d>
               </w:rPr>
             </w:pPr>
           </w:p>
@@ -2558,17 +3482,37 @@
               <w:wordWrap/>
               <w:jc w:val="center"/>
               <w:rPr>
-                <w:sz w:val="20"/>
-                <w:szCs w:val="20"/>
-              </w:rPr>
-            </w:pPr>
-            <w:r>
-              <w:rPr>
-                <w:rFonts w:hint="eastAsia"/>
-                <w:sz w:val="20"/>
-                <w:szCs w:val="20"/>
-              </w:rPr>
-              <w:t>30%</w:t>
+                <w:b/>
+                <w:color w:val="0F9ED5" w:themeColor="accent4"/>
+                <w:sz w:val="20"/>
+                <w:szCs w:val="20"/>
+                <w14:textOutline w14:w="0" w14:cap="flat" w14:cmpd="sng" w14:algn="ctr">
+                  <w14:noFill/>
+                  <w14:prstDash w14:val="solid"/>
+                  <w14:round/>
+                </w14:textOutline>
+                <w14:props3d w14:extrusionH="57150" w14:contourW="0" w14:prstMaterial="softEdge">
+                  <w14:bevelT w14:w="25400" w14:h="38100" w14:prst="circle"/>
+                </w14:props3d>
+              </w:rPr>
+            </w:pPr>
+            <w:r>
+              <w:rPr>
+                <w:rFonts w:hint="eastAsia"/>
+                <w:b/>
+                <w:color w:val="0F9ED5" w:themeColor="accent4"/>
+                <w:sz w:val="20"/>
+                <w:szCs w:val="20"/>
+                <w14:textOutline w14:w="0" w14:cap="flat" w14:cmpd="sng" w14:algn="ctr">
+                  <w14:noFill/>
+                  <w14:prstDash w14:val="solid"/>
+                  <w14:round/>
+                </w14:textOutline>
+                <w14:props3d w14:extrusionH="57150" w14:contourW="0" w14:prstMaterial="softEdge">
+                  <w14:bevelT w14:w="25400" w14:h="38100" w14:prst="circle"/>
+                </w14:props3d>
+              </w:rPr>
+              <w:t>40%</w:t>
             </w:r>
           </w:p>
         </w:tc>
@@ -2579,49 +3523,42 @@
         </w:trPr>
         <w:tc>
           <w:tcPr>
-            <w:tcW w:w="1454" w:type="dxa"/>
-            <w:vAlign w:val="center"/>
-          </w:tcPr>
-          <w:p>
-            <w:pPr>
-              <w:wordWrap/>
-              <w:jc w:val="center"/>
-              <w:rPr>
-                <w:sz w:val="20"/>
-                <w:szCs w:val="20"/>
-              </w:rPr>
-            </w:pPr>
-            <w:r>
-              <w:rPr>
-                <w:rFonts w:hint="eastAsia"/>
-                <w:sz w:val="20"/>
-                <w:szCs w:val="20"/>
-              </w:rPr>
-              <w:t>개발</w:t>
-            </w:r>
-          </w:p>
-        </w:tc>
-        <w:tc>
-          <w:tcPr>
-            <w:tcW w:w="2023" w:type="dxa"/>
-            <w:vAlign w:val="center"/>
-          </w:tcPr>
-          <w:p>
-            <w:pPr>
-              <w:wordWrap/>
-              <w:jc w:val="center"/>
-              <w:rPr>
-                <w:sz w:val="20"/>
-                <w:szCs w:val="20"/>
-              </w:rPr>
-            </w:pPr>
-            <w:r>
-              <w:rPr>
-                <w:rFonts w:hint="eastAsia"/>
-                <w:sz w:val="20"/>
-                <w:szCs w:val="20"/>
-              </w:rPr>
-              <w:t>마이페이지</w:t>
+            <w:tcW w:w="1271" w:type="dxa"/>
+            <w:vMerge/>
+            <w:vAlign w:val="center"/>
+          </w:tcPr>
+          <w:p>
+            <w:pPr>
+              <w:wordWrap/>
+              <w:jc w:val="center"/>
+              <w:rPr>
+                <w:sz w:val="20"/>
+                <w:szCs w:val="20"/>
+              </w:rPr>
+            </w:pPr>
+          </w:p>
+        </w:tc>
+        <w:tc>
+          <w:tcPr>
+            <w:tcW w:w="2206" w:type="dxa"/>
+            <w:vAlign w:val="center"/>
+          </w:tcPr>
+          <w:p>
+            <w:pPr>
+              <w:wordWrap/>
+              <w:jc w:val="center"/>
+              <w:rPr>
+                <w:sz w:val="20"/>
+                <w:szCs w:val="20"/>
+              </w:rPr>
+            </w:pPr>
+            <w:r>
+              <w:rPr>
+                <w:rFonts w:hint="eastAsia"/>
+                <w:sz w:val="20"/>
+                <w:szCs w:val="20"/>
+              </w:rPr>
+              <w:t>과속 감지 모니터</w:t>
             </w:r>
           </w:p>
         </w:tc>
@@ -2645,7 +3582,7 @@
                 <w:sz w:val="20"/>
                 <w:szCs w:val="20"/>
               </w:rPr>
-              <w:t>26/03/16</w:t>
+              <w:t>26-03-18</w:t>
             </w:r>
           </w:p>
         </w:tc>
@@ -2663,6 +3600,14 @@
                 <w:szCs w:val="20"/>
               </w:rPr>
             </w:pPr>
+            <w:r>
+              <w:rPr>
+                <w:rFonts w:hint="eastAsia"/>
+                <w:sz w:val="20"/>
+                <w:szCs w:val="20"/>
+              </w:rPr>
+              <w:t>26-03-24</w:t>
+            </w:r>
           </w:p>
         </w:tc>
         <w:tc>
@@ -2685,7 +3630,550 @@
                 <w:sz w:val="20"/>
                 <w:szCs w:val="20"/>
               </w:rPr>
-              <w:t>3%</w:t>
+              <w:t>100%</w:t>
+            </w:r>
+          </w:p>
+        </w:tc>
+      </w:tr>
+      <w:tr>
+        <w:trPr>
+          <w:jc w:val="center"/>
+        </w:trPr>
+        <w:tc>
+          <w:tcPr>
+            <w:tcW w:w="1271" w:type="dxa"/>
+            <w:vMerge/>
+            <w:vAlign w:val="center"/>
+          </w:tcPr>
+          <w:p>
+            <w:pPr>
+              <w:wordWrap/>
+              <w:jc w:val="center"/>
+              <w:rPr>
+                <w:sz w:val="20"/>
+                <w:szCs w:val="20"/>
+              </w:rPr>
+            </w:pPr>
+          </w:p>
+        </w:tc>
+        <w:tc>
+          <w:tcPr>
+            <w:tcW w:w="2206" w:type="dxa"/>
+            <w:vAlign w:val="center"/>
+          </w:tcPr>
+          <w:p>
+            <w:pPr>
+              <w:wordWrap/>
+              <w:jc w:val="center"/>
+              <w:rPr>
+                <w:sz w:val="20"/>
+                <w:szCs w:val="20"/>
+              </w:rPr>
+            </w:pPr>
+            <w:proofErr w:type="spellStart"/>
+            <w:r>
+              <w:rPr>
+                <w:rFonts w:hint="eastAsia"/>
+                <w:sz w:val="20"/>
+                <w:szCs w:val="20"/>
+              </w:rPr>
+              <w:t>FastAPI</w:t>
+            </w:r>
+            <w:proofErr w:type="spellEnd"/>
+          </w:p>
+        </w:tc>
+        <w:tc>
+          <w:tcPr>
+            <w:tcW w:w="1588" w:type="dxa"/>
+            <w:vAlign w:val="center"/>
+          </w:tcPr>
+          <w:p>
+            <w:pPr>
+              <w:wordWrap/>
+              <w:jc w:val="center"/>
+              <w:rPr>
+                <w:sz w:val="20"/>
+                <w:szCs w:val="20"/>
+              </w:rPr>
+            </w:pPr>
+            <w:r>
+              <w:rPr>
+                <w:rFonts w:hint="eastAsia"/>
+                <w:sz w:val="20"/>
+                <w:szCs w:val="20"/>
+              </w:rPr>
+              <w:t>26-03-18</w:t>
+            </w:r>
+          </w:p>
+        </w:tc>
+        <w:tc>
+          <w:tcPr>
+            <w:tcW w:w="1588" w:type="dxa"/>
+            <w:vAlign w:val="center"/>
+          </w:tcPr>
+          <w:p>
+            <w:pPr>
+              <w:wordWrap/>
+              <w:jc w:val="center"/>
+              <w:rPr>
+                <w:sz w:val="20"/>
+                <w:szCs w:val="20"/>
+              </w:rPr>
+            </w:pPr>
+            <w:r>
+              <w:rPr>
+                <w:rFonts w:hint="eastAsia"/>
+                <w:sz w:val="20"/>
+                <w:szCs w:val="20"/>
+              </w:rPr>
+              <w:t>26-03-23</w:t>
+            </w:r>
+          </w:p>
+        </w:tc>
+        <w:tc>
+          <w:tcPr>
+            <w:tcW w:w="2521" w:type="dxa"/>
+            <w:vAlign w:val="center"/>
+          </w:tcPr>
+          <w:p>
+            <w:pPr>
+              <w:wordWrap/>
+              <w:jc w:val="center"/>
+              <w:rPr>
+                <w:sz w:val="20"/>
+                <w:szCs w:val="20"/>
+              </w:rPr>
+            </w:pPr>
+            <w:r>
+              <w:rPr>
+                <w:rFonts w:hint="eastAsia"/>
+                <w:sz w:val="20"/>
+                <w:szCs w:val="20"/>
+              </w:rPr>
+              <w:t>100%</w:t>
+            </w:r>
+          </w:p>
+        </w:tc>
+      </w:tr>
+      <w:tr>
+        <w:trPr>
+          <w:jc w:val="center"/>
+        </w:trPr>
+        <w:tc>
+          <w:tcPr>
+            <w:tcW w:w="1271" w:type="dxa"/>
+            <w:vMerge/>
+            <w:vAlign w:val="center"/>
+          </w:tcPr>
+          <w:p>
+            <w:pPr>
+              <w:wordWrap/>
+              <w:jc w:val="center"/>
+              <w:rPr>
+                <w:sz w:val="20"/>
+                <w:szCs w:val="20"/>
+              </w:rPr>
+            </w:pPr>
+          </w:p>
+        </w:tc>
+        <w:tc>
+          <w:tcPr>
+            <w:tcW w:w="2206" w:type="dxa"/>
+            <w:vAlign w:val="center"/>
+          </w:tcPr>
+          <w:p>
+            <w:pPr>
+              <w:wordWrap/>
+              <w:jc w:val="center"/>
+              <w:rPr>
+                <w:b/>
+                <w:color w:val="0F9ED5" w:themeColor="accent4"/>
+                <w:sz w:val="20"/>
+                <w:szCs w:val="20"/>
+                <w14:textOutline w14:w="0" w14:cap="flat" w14:cmpd="sng" w14:algn="ctr">
+                  <w14:noFill/>
+                  <w14:prstDash w14:val="solid"/>
+                  <w14:round/>
+                </w14:textOutline>
+                <w14:props3d w14:extrusionH="57150" w14:contourW="0" w14:prstMaterial="softEdge">
+                  <w14:bevelT w14:w="25400" w14:h="38100" w14:prst="circle"/>
+                </w14:props3d>
+              </w:rPr>
+            </w:pPr>
+            <w:r>
+              <w:rPr>
+                <w:rFonts w:hint="eastAsia"/>
+                <w:b/>
+                <w:color w:val="0F9ED5" w:themeColor="accent4"/>
+                <w:sz w:val="20"/>
+                <w:szCs w:val="20"/>
+                <w14:textOutline w14:w="0" w14:cap="flat" w14:cmpd="sng" w14:algn="ctr">
+                  <w14:noFill/>
+                  <w14:prstDash w14:val="solid"/>
+                  <w14:round/>
+                </w14:textOutline>
+                <w14:props3d w14:extrusionH="57150" w14:contourW="0" w14:prstMaterial="softEdge">
+                  <w14:bevelT w14:w="25400" w14:h="38100" w14:prst="circle"/>
+                </w14:props3d>
+              </w:rPr>
+              <w:t>OCR 개발</w:t>
+            </w:r>
+          </w:p>
+        </w:tc>
+        <w:tc>
+          <w:tcPr>
+            <w:tcW w:w="1588" w:type="dxa"/>
+            <w:vAlign w:val="center"/>
+          </w:tcPr>
+          <w:p>
+            <w:pPr>
+              <w:wordWrap/>
+              <w:jc w:val="center"/>
+              <w:rPr>
+                <w:b/>
+                <w:color w:val="0F9ED5" w:themeColor="accent4"/>
+                <w:sz w:val="20"/>
+                <w:szCs w:val="20"/>
+                <w14:textOutline w14:w="0" w14:cap="flat" w14:cmpd="sng" w14:algn="ctr">
+                  <w14:noFill/>
+                  <w14:prstDash w14:val="solid"/>
+                  <w14:round/>
+                </w14:textOutline>
+                <w14:props3d w14:extrusionH="57150" w14:contourW="0" w14:prstMaterial="softEdge">
+                  <w14:bevelT w14:w="25400" w14:h="38100" w14:prst="circle"/>
+                </w14:props3d>
+              </w:rPr>
+            </w:pPr>
+            <w:r>
+              <w:rPr>
+                <w:rFonts w:hint="eastAsia"/>
+                <w:b/>
+                <w:color w:val="0F9ED5" w:themeColor="accent4"/>
+                <w:sz w:val="20"/>
+                <w:szCs w:val="20"/>
+                <w14:textOutline w14:w="0" w14:cap="flat" w14:cmpd="sng" w14:algn="ctr">
+                  <w14:noFill/>
+                  <w14:prstDash w14:val="solid"/>
+                  <w14:round/>
+                </w14:textOutline>
+                <w14:props3d w14:extrusionH="57150" w14:contourW="0" w14:prstMaterial="softEdge">
+                  <w14:bevelT w14:w="25400" w14:h="38100" w14:prst="circle"/>
+                </w14:props3d>
+              </w:rPr>
+              <w:t>26-03-19</w:t>
+            </w:r>
+          </w:p>
+        </w:tc>
+        <w:tc>
+          <w:tcPr>
+            <w:tcW w:w="1588" w:type="dxa"/>
+            <w:vAlign w:val="center"/>
+          </w:tcPr>
+          <w:p>
+            <w:pPr>
+              <w:wordWrap/>
+              <w:jc w:val="center"/>
+              <w:rPr>
+                <w:b/>
+                <w:color w:val="0F9ED5" w:themeColor="accent4"/>
+                <w:sz w:val="20"/>
+                <w:szCs w:val="20"/>
+                <w14:textOutline w14:w="0" w14:cap="flat" w14:cmpd="sng" w14:algn="ctr">
+                  <w14:noFill/>
+                  <w14:prstDash w14:val="solid"/>
+                  <w14:round/>
+                </w14:textOutline>
+                <w14:props3d w14:extrusionH="57150" w14:contourW="0" w14:prstMaterial="softEdge">
+                  <w14:bevelT w14:w="25400" w14:h="38100" w14:prst="circle"/>
+                </w14:props3d>
+              </w:rPr>
+            </w:pPr>
+          </w:p>
+        </w:tc>
+        <w:tc>
+          <w:tcPr>
+            <w:tcW w:w="2521" w:type="dxa"/>
+            <w:vAlign w:val="center"/>
+          </w:tcPr>
+          <w:p>
+            <w:pPr>
+              <w:wordWrap/>
+              <w:jc w:val="center"/>
+              <w:rPr>
+                <w:b/>
+                <w:color w:val="0F9ED5" w:themeColor="accent4"/>
+                <w:sz w:val="20"/>
+                <w:szCs w:val="20"/>
+                <w14:textOutline w14:w="0" w14:cap="flat" w14:cmpd="sng" w14:algn="ctr">
+                  <w14:noFill/>
+                  <w14:prstDash w14:val="solid"/>
+                  <w14:round/>
+                </w14:textOutline>
+                <w14:props3d w14:extrusionH="57150" w14:contourW="0" w14:prstMaterial="softEdge">
+                  <w14:bevelT w14:w="25400" w14:h="38100" w14:prst="circle"/>
+                </w14:props3d>
+              </w:rPr>
+            </w:pPr>
+            <w:r>
+              <w:rPr>
+                <w:rFonts w:hint="eastAsia"/>
+                <w:b/>
+                <w:color w:val="0F9ED5" w:themeColor="accent4"/>
+                <w:sz w:val="20"/>
+                <w:szCs w:val="20"/>
+                <w14:textOutline w14:w="0" w14:cap="flat" w14:cmpd="sng" w14:algn="ctr">
+                  <w14:noFill/>
+                  <w14:prstDash w14:val="solid"/>
+                  <w14:round/>
+                </w14:textOutline>
+                <w14:props3d w14:extrusionH="57150" w14:contourW="0" w14:prstMaterial="softEdge">
+                  <w14:bevelT w14:w="25400" w14:h="38100" w14:prst="circle"/>
+                </w14:props3d>
+              </w:rPr>
+              <w:t>60%</w:t>
+            </w:r>
+          </w:p>
+        </w:tc>
+      </w:tr>
+      <w:tr>
+        <w:trPr>
+          <w:jc w:val="center"/>
+        </w:trPr>
+        <w:tc>
+          <w:tcPr>
+            <w:tcW w:w="1271" w:type="dxa"/>
+            <w:vMerge w:val="restart"/>
+            <w:vAlign w:val="center"/>
+          </w:tcPr>
+          <w:p>
+            <w:pPr>
+              <w:wordWrap/>
+              <w:jc w:val="center"/>
+              <w:rPr>
+                <w:sz w:val="20"/>
+                <w:szCs w:val="20"/>
+              </w:rPr>
+            </w:pPr>
+            <w:r>
+              <w:rPr>
+                <w:rFonts w:hint="eastAsia"/>
+                <w:sz w:val="20"/>
+                <w:szCs w:val="20"/>
+              </w:rPr>
+              <w:t>DB</w:t>
+            </w:r>
+          </w:p>
+        </w:tc>
+        <w:tc>
+          <w:tcPr>
+            <w:tcW w:w="2206" w:type="dxa"/>
+            <w:vAlign w:val="center"/>
+          </w:tcPr>
+          <w:p>
+            <w:pPr>
+              <w:wordWrap/>
+              <w:jc w:val="center"/>
+              <w:rPr>
+                <w:sz w:val="20"/>
+                <w:szCs w:val="20"/>
+              </w:rPr>
+            </w:pPr>
+            <w:r>
+              <w:rPr>
+                <w:rFonts w:hint="eastAsia"/>
+                <w:sz w:val="20"/>
+                <w:szCs w:val="20"/>
+              </w:rPr>
+              <w:t>DB개발</w:t>
+            </w:r>
+          </w:p>
+        </w:tc>
+        <w:tc>
+          <w:tcPr>
+            <w:tcW w:w="1588" w:type="dxa"/>
+            <w:vAlign w:val="center"/>
+          </w:tcPr>
+          <w:p>
+            <w:pPr>
+              <w:wordWrap/>
+              <w:jc w:val="center"/>
+              <w:rPr>
+                <w:sz w:val="20"/>
+                <w:szCs w:val="20"/>
+              </w:rPr>
+            </w:pPr>
+            <w:r>
+              <w:rPr>
+                <w:rFonts w:hint="eastAsia"/>
+                <w:sz w:val="20"/>
+                <w:szCs w:val="20"/>
+              </w:rPr>
+              <w:t>26-03-12</w:t>
+            </w:r>
+          </w:p>
+        </w:tc>
+        <w:tc>
+          <w:tcPr>
+            <w:tcW w:w="1588" w:type="dxa"/>
+            <w:vAlign w:val="center"/>
+          </w:tcPr>
+          <w:p>
+            <w:pPr>
+              <w:wordWrap/>
+              <w:jc w:val="center"/>
+              <w:rPr>
+                <w:sz w:val="20"/>
+                <w:szCs w:val="20"/>
+              </w:rPr>
+            </w:pPr>
+            <w:r>
+              <w:rPr>
+                <w:rFonts w:hint="eastAsia"/>
+                <w:sz w:val="20"/>
+                <w:szCs w:val="20"/>
+              </w:rPr>
+              <w:t>26-03-23</w:t>
+            </w:r>
+          </w:p>
+        </w:tc>
+        <w:tc>
+          <w:tcPr>
+            <w:tcW w:w="2521" w:type="dxa"/>
+            <w:vAlign w:val="center"/>
+          </w:tcPr>
+          <w:p>
+            <w:pPr>
+              <w:wordWrap/>
+              <w:jc w:val="center"/>
+              <w:rPr>
+                <w:sz w:val="20"/>
+                <w:szCs w:val="20"/>
+              </w:rPr>
+            </w:pPr>
+            <w:r>
+              <w:rPr>
+                <w:rFonts w:hint="eastAsia"/>
+                <w:sz w:val="20"/>
+                <w:szCs w:val="20"/>
+              </w:rPr>
+              <w:t>100%</w:t>
+            </w:r>
+          </w:p>
+        </w:tc>
+      </w:tr>
+      <w:tr>
+        <w:trPr>
+          <w:jc w:val="center"/>
+        </w:trPr>
+        <w:tc>
+          <w:tcPr>
+            <w:tcW w:w="1271" w:type="dxa"/>
+            <w:vMerge/>
+            <w:vAlign w:val="center"/>
+          </w:tcPr>
+          <w:p>
+            <w:pPr>
+              <w:wordWrap/>
+              <w:rPr>
+                <w:sz w:val="20"/>
+                <w:szCs w:val="20"/>
+              </w:rPr>
+            </w:pPr>
+          </w:p>
+        </w:tc>
+        <w:tc>
+          <w:tcPr>
+            <w:tcW w:w="2206" w:type="dxa"/>
+            <w:vAlign w:val="center"/>
+          </w:tcPr>
+          <w:p>
+            <w:pPr>
+              <w:wordWrap/>
+              <w:jc w:val="center"/>
+              <w:rPr>
+                <w:sz w:val="20"/>
+                <w:szCs w:val="20"/>
+              </w:rPr>
+            </w:pPr>
+            <w:r>
+              <w:rPr>
+                <w:rFonts w:hint="eastAsia"/>
+                <w:sz w:val="20"/>
+                <w:szCs w:val="20"/>
+              </w:rPr>
+              <w:t>DB 고정 Data 생성</w:t>
+            </w:r>
+          </w:p>
+        </w:tc>
+        <w:tc>
+          <w:tcPr>
+            <w:tcW w:w="1588" w:type="dxa"/>
+            <w:vAlign w:val="center"/>
+          </w:tcPr>
+          <w:p>
+            <w:pPr>
+              <w:wordWrap/>
+              <w:jc w:val="center"/>
+              <w:rPr>
+                <w:sz w:val="20"/>
+                <w:szCs w:val="20"/>
+              </w:rPr>
+            </w:pPr>
+            <w:r>
+              <w:rPr>
+                <w:rFonts w:hint="eastAsia"/>
+                <w:sz w:val="20"/>
+                <w:szCs w:val="20"/>
+              </w:rPr>
+              <w:t>26-03-23</w:t>
+            </w:r>
+          </w:p>
+        </w:tc>
+        <w:tc>
+          <w:tcPr>
+            <w:tcW w:w="1588" w:type="dxa"/>
+            <w:vAlign w:val="center"/>
+          </w:tcPr>
+          <w:p>
+            <w:pPr>
+              <w:wordWrap/>
+              <w:jc w:val="center"/>
+              <w:rPr>
+                <w:sz w:val="20"/>
+                <w:szCs w:val="20"/>
+              </w:rPr>
+            </w:pPr>
+            <w:r>
+              <w:rPr>
+                <w:rFonts w:hint="eastAsia"/>
+                <w:sz w:val="20"/>
+                <w:szCs w:val="20"/>
+              </w:rPr>
+              <w:t>26-03-25</w:t>
+            </w:r>
+          </w:p>
+        </w:tc>
+        <w:tc>
+          <w:tcPr>
+            <w:tcW w:w="2521" w:type="dxa"/>
+            <w:vAlign w:val="center"/>
+          </w:tcPr>
+          <w:p>
+            <w:pPr>
+              <w:wordWrap/>
+              <w:jc w:val="center"/>
+              <w:rPr>
+                <w:sz w:val="20"/>
+                <w:szCs w:val="20"/>
+              </w:rPr>
+            </w:pPr>
+            <w:r>
+              <w:rPr>
+                <w:rFonts w:hint="eastAsia"/>
+                <w:sz w:val="20"/>
+                <w:szCs w:val="20"/>
+              </w:rPr>
+              <w:t>100%</w:t>
             </w:r>
           </w:p>
         </w:tc>
@@ -2886,7 +4374,7 @@
                 <w:sz w:val="20"/>
                 <w:szCs w:val="20"/>
               </w:rPr>
-              <w:t>설계</w:t>
+              <w:t>개발</w:t>
             </w:r>
           </w:p>
         </w:tc>
@@ -2910,8 +4398,18 @@
                 <w:sz w:val="20"/>
                 <w:szCs w:val="20"/>
               </w:rPr>
-              <w:t>마이페이지</w:t>
-            </w:r>
+              <w:t xml:space="preserve">대시보드 </w:t>
+            </w:r>
+            <w:proofErr w:type="spellStart"/>
+            <w:r>
+              <w:rPr>
+                <w:rFonts w:hint="eastAsia"/>
+                <w:sz w:val="20"/>
+                <w:szCs w:val="20"/>
+              </w:rPr>
+              <w:t>백엔드</w:t>
+            </w:r>
+            <w:proofErr w:type="spellEnd"/>
           </w:p>
         </w:tc>
         <w:tc>
@@ -2933,7 +4431,7 @@
                 <w:sz w:val="20"/>
                 <w:szCs w:val="20"/>
               </w:rPr>
-              <w:t>26/03/18</w:t>
+              <w:t>26-04-01</w:t>
             </w:r>
           </w:p>
         </w:tc>
@@ -2956,7 +4454,7 @@
                 <w:sz w:val="20"/>
                 <w:szCs w:val="20"/>
               </w:rPr>
-              <w:t>26/03/18</w:t>
+              <w:t>26-04-08</w:t>
             </w:r>
           </w:p>
         </w:tc>
@@ -3013,15 +4511,29 @@
               <w:rPr>
                 <w:sz w:val="20"/>
                 <w:szCs w:val="20"/>
-              </w:rPr>
-            </w:pPr>
-            <w:r>
-              <w:rPr>
-                <w:rFonts w:hint="eastAsia"/>
-                <w:sz w:val="20"/>
-                <w:szCs w:val="20"/>
-              </w:rPr>
-              <w:t>단속 내역</w:t>
+                <w14:textOutline w14:w="9525" w14:cap="rnd" w14:cmpd="sng" w14:algn="ctr">
+                  <w14:solidFill>
+                    <w14:srgbClr w14:val="EE0000"/>
+                  </w14:solidFill>
+                  <w14:prstDash w14:val="solid"/>
+                  <w14:bevel/>
+                </w14:textOutline>
+              </w:rPr>
+            </w:pPr>
+            <w:r>
+              <w:rPr>
+                <w:rFonts w:hint="eastAsia"/>
+                <w:sz w:val="20"/>
+                <w:szCs w:val="20"/>
+                <w14:textOutline w14:w="9525" w14:cap="rnd" w14:cmpd="sng" w14:algn="ctr">
+                  <w14:solidFill>
+                    <w14:srgbClr w14:val="EE0000"/>
+                  </w14:solidFill>
+                  <w14:prstDash w14:val="solid"/>
+                  <w14:bevel/>
+                </w14:textOutline>
+              </w:rPr>
+              <w:t>예지보전 화면</w:t>
             </w:r>
           </w:p>
         </w:tc>
@@ -3036,15 +4548,29 @@
               <w:rPr>
                 <w:sz w:val="20"/>
                 <w:szCs w:val="20"/>
-              </w:rPr>
-            </w:pPr>
-            <w:r>
-              <w:rPr>
-                <w:rFonts w:hint="eastAsia"/>
-                <w:sz w:val="20"/>
-                <w:szCs w:val="20"/>
-              </w:rPr>
-              <w:t>26/03/20</w:t>
+                <w14:textOutline w14:w="9525" w14:cap="rnd" w14:cmpd="sng" w14:algn="ctr">
+                  <w14:solidFill>
+                    <w14:srgbClr w14:val="EE0000"/>
+                  </w14:solidFill>
+                  <w14:prstDash w14:val="solid"/>
+                  <w14:bevel/>
+                </w14:textOutline>
+              </w:rPr>
+            </w:pPr>
+            <w:r>
+              <w:rPr>
+                <w:rFonts w:hint="eastAsia"/>
+                <w:sz w:val="20"/>
+                <w:szCs w:val="20"/>
+                <w14:textOutline w14:w="9525" w14:cap="rnd" w14:cmpd="sng" w14:algn="ctr">
+                  <w14:solidFill>
+                    <w14:srgbClr w14:val="EE0000"/>
+                  </w14:solidFill>
+                  <w14:prstDash w14:val="solid"/>
+                  <w14:bevel/>
+                </w14:textOutline>
+              </w:rPr>
+              <w:t>26-03-19</w:t>
             </w:r>
           </w:p>
         </w:tc>
@@ -3059,15 +4585,29 @@
               <w:rPr>
                 <w:sz w:val="20"/>
                 <w:szCs w:val="20"/>
-              </w:rPr>
-            </w:pPr>
-            <w:r>
-              <w:rPr>
-                <w:rFonts w:hint="eastAsia"/>
-                <w:sz w:val="20"/>
-                <w:szCs w:val="20"/>
-              </w:rPr>
-              <w:t>26/03/20</w:t>
+                <w14:textOutline w14:w="9525" w14:cap="rnd" w14:cmpd="sng" w14:algn="ctr">
+                  <w14:solidFill>
+                    <w14:srgbClr w14:val="EE0000"/>
+                  </w14:solidFill>
+                  <w14:prstDash w14:val="solid"/>
+                  <w14:bevel/>
+                </w14:textOutline>
+              </w:rPr>
+            </w:pPr>
+            <w:r>
+              <w:rPr>
+                <w:rFonts w:hint="eastAsia"/>
+                <w:sz w:val="20"/>
+                <w:szCs w:val="20"/>
+                <w14:textOutline w14:w="9525" w14:cap="rnd" w14:cmpd="sng" w14:algn="ctr">
+                  <w14:solidFill>
+                    <w14:srgbClr w14:val="EE0000"/>
+                  </w14:solidFill>
+                  <w14:prstDash w14:val="solid"/>
+                  <w14:bevel/>
+                </w14:textOutline>
+              </w:rPr>
+              <w:t>26-03-23</w:t>
             </w:r>
           </w:p>
         </w:tc>
@@ -3121,15 +4661,29 @@
               <w:rPr>
                 <w:sz w:val="20"/>
                 <w:szCs w:val="20"/>
-              </w:rPr>
-            </w:pPr>
-            <w:r>
-              <w:rPr>
-                <w:rFonts w:hint="eastAsia"/>
-                <w:sz w:val="20"/>
-                <w:szCs w:val="20"/>
-              </w:rPr>
-              <w:t>예지보전 화면</w:t>
+                <w14:textOutline w14:w="9525" w14:cap="rnd" w14:cmpd="sng" w14:algn="ctr">
+                  <w14:solidFill>
+                    <w14:srgbClr w14:val="EE0000"/>
+                  </w14:solidFill>
+                  <w14:prstDash w14:val="solid"/>
+                  <w14:bevel/>
+                </w14:textOutline>
+              </w:rPr>
+            </w:pPr>
+            <w:r>
+              <w:rPr>
+                <w:rFonts w:hint="eastAsia"/>
+                <w:sz w:val="20"/>
+                <w:szCs w:val="20"/>
+                <w14:textOutline w14:w="9525" w14:cap="rnd" w14:cmpd="sng" w14:algn="ctr">
+                  <w14:solidFill>
+                    <w14:srgbClr w14:val="EE0000"/>
+                  </w14:solidFill>
+                  <w14:prstDash w14:val="solid"/>
+                  <w14:bevel/>
+                </w14:textOutline>
+              </w:rPr>
+              <w:t>예지보전 AI</w:t>
             </w:r>
           </w:p>
         </w:tc>
@@ -3144,15 +4698,29 @@
               <w:rPr>
                 <w:sz w:val="20"/>
                 <w:szCs w:val="20"/>
-              </w:rPr>
-            </w:pPr>
-            <w:r>
-              <w:rPr>
-                <w:rFonts w:hint="eastAsia"/>
-                <w:sz w:val="20"/>
-                <w:szCs w:val="20"/>
-              </w:rPr>
-              <w:t>26/03/16</w:t>
+                <w14:textOutline w14:w="9525" w14:cap="rnd" w14:cmpd="sng" w14:algn="ctr">
+                  <w14:solidFill>
+                    <w14:srgbClr w14:val="EE0000"/>
+                  </w14:solidFill>
+                  <w14:prstDash w14:val="solid"/>
+                  <w14:bevel/>
+                </w14:textOutline>
+              </w:rPr>
+            </w:pPr>
+            <w:r>
+              <w:rPr>
+                <w:rFonts w:hint="eastAsia"/>
+                <w:sz w:val="20"/>
+                <w:szCs w:val="20"/>
+                <w14:textOutline w14:w="9525" w14:cap="rnd" w14:cmpd="sng" w14:algn="ctr">
+                  <w14:solidFill>
+                    <w14:srgbClr w14:val="EE0000"/>
+                  </w14:solidFill>
+                  <w14:prstDash w14:val="solid"/>
+                  <w14:bevel/>
+                </w14:textOutline>
+              </w:rPr>
+              <w:t>26-03-19</w:t>
             </w:r>
           </w:p>
         </w:tc>
@@ -3167,15 +4735,29 @@
               <w:rPr>
                 <w:sz w:val="20"/>
                 <w:szCs w:val="20"/>
-              </w:rPr>
-            </w:pPr>
-            <w:r>
-              <w:rPr>
-                <w:rFonts w:hint="eastAsia"/>
-                <w:sz w:val="20"/>
-                <w:szCs w:val="20"/>
-              </w:rPr>
-              <w:t>26/03/18</w:t>
+                <w14:textOutline w14:w="9525" w14:cap="rnd" w14:cmpd="sng" w14:algn="ctr">
+                  <w14:solidFill>
+                    <w14:srgbClr w14:val="EE0000"/>
+                  </w14:solidFill>
+                  <w14:prstDash w14:val="solid"/>
+                  <w14:bevel/>
+                </w14:textOutline>
+              </w:rPr>
+            </w:pPr>
+            <w:r>
+              <w:rPr>
+                <w:rFonts w:hint="eastAsia"/>
+                <w:sz w:val="20"/>
+                <w:szCs w:val="20"/>
+                <w14:textOutline w14:w="9525" w14:cap="rnd" w14:cmpd="sng" w14:algn="ctr">
+                  <w14:solidFill>
+                    <w14:srgbClr w14:val="EE0000"/>
+                  </w14:solidFill>
+                  <w14:prstDash w14:val="solid"/>
+                  <w14:bevel/>
+                </w14:textOutline>
+              </w:rPr>
+              <w:t>26-03-23</w:t>
             </w:r>
           </w:p>
         </w:tc>
@@ -3237,7 +4819,7 @@
                 <w:sz w:val="20"/>
                 <w:szCs w:val="20"/>
               </w:rPr>
-              <w:t>스토리텔링</w:t>
+              <w:t xml:space="preserve">번호판 OCR </w:t>
             </w:r>
           </w:p>
         </w:tc>
@@ -3260,7 +4842,7 @@
                 <w:sz w:val="20"/>
                 <w:szCs w:val="20"/>
               </w:rPr>
-              <w:t>26/03/17</w:t>
+              <w:t>26-03-25</w:t>
             </w:r>
           </w:p>
         </w:tc>
@@ -3283,7 +4865,7 @@
                 <w:sz w:val="20"/>
                 <w:szCs w:val="20"/>
               </w:rPr>
-              <w:t>26/03/19</w:t>
+              <w:t>26-04-02</w:t>
             </w:r>
           </w:p>
         </w:tc>
@@ -3311,18 +4893,25 @@
         <w:tc>
           <w:tcPr>
             <w:tcW w:w="1630" w:type="dxa"/>
-            <w:vMerge/>
-            <w:vAlign w:val="center"/>
-          </w:tcPr>
-          <w:p>
-            <w:pPr>
-              <w:wordWrap/>
-              <w:jc w:val="center"/>
-              <w:rPr>
-                <w:sz w:val="20"/>
-                <w:szCs w:val="20"/>
-              </w:rPr>
-            </w:pPr>
+            <w:vAlign w:val="center"/>
+          </w:tcPr>
+          <w:p>
+            <w:pPr>
+              <w:wordWrap/>
+              <w:jc w:val="center"/>
+              <w:rPr>
+                <w:sz w:val="20"/>
+                <w:szCs w:val="20"/>
+              </w:rPr>
+            </w:pPr>
+            <w:r>
+              <w:rPr>
+                <w:rFonts w:hint="eastAsia"/>
+                <w:sz w:val="20"/>
+                <w:szCs w:val="20"/>
+              </w:rPr>
+              <w:t>발표</w:t>
+            </w:r>
           </w:p>
         </w:tc>
         <w:tc>
@@ -3345,7 +4934,7 @@
                 <w:sz w:val="20"/>
                 <w:szCs w:val="20"/>
               </w:rPr>
-              <w:t>대시보드</w:t>
+              <w:t>중간 발표 PPT</w:t>
             </w:r>
           </w:p>
         </w:tc>
@@ -3368,7 +4957,7 @@
                 <w:sz w:val="20"/>
                 <w:szCs w:val="20"/>
               </w:rPr>
-              <w:t>26/03/19</w:t>
+              <w:t>26-03-30</w:t>
             </w:r>
           </w:p>
         </w:tc>
@@ -3391,663 +4980,7 @@
                 <w:sz w:val="20"/>
                 <w:szCs w:val="20"/>
               </w:rPr>
-              <w:t>26/03/20</w:t>
-            </w:r>
-          </w:p>
-        </w:tc>
-        <w:tc>
-          <w:tcPr>
-            <w:tcW w:w="2779" w:type="dxa"/>
-            <w:vAlign w:val="center"/>
-          </w:tcPr>
-          <w:p>
-            <w:pPr>
-              <w:wordWrap/>
-              <w:jc w:val="center"/>
-              <w:rPr>
-                <w:sz w:val="20"/>
-                <w:szCs w:val="20"/>
-              </w:rPr>
-            </w:pPr>
-          </w:p>
-        </w:tc>
-      </w:tr>
-      <w:tr>
-        <w:trPr>
-          <w:jc w:val="center"/>
-        </w:trPr>
-        <w:tc>
-          <w:tcPr>
-            <w:tcW w:w="1630" w:type="dxa"/>
-            <w:vMerge/>
-            <w:vAlign w:val="center"/>
-          </w:tcPr>
-          <w:p>
-            <w:pPr>
-              <w:wordWrap/>
-              <w:jc w:val="center"/>
-              <w:rPr>
-                <w:sz w:val="20"/>
-                <w:szCs w:val="20"/>
-              </w:rPr>
-            </w:pPr>
-          </w:p>
-        </w:tc>
-        <w:tc>
-          <w:tcPr>
-            <w:tcW w:w="1996" w:type="dxa"/>
-            <w:vAlign w:val="center"/>
-          </w:tcPr>
-          <w:p>
-            <w:pPr>
-              <w:wordWrap/>
-              <w:jc w:val="center"/>
-              <w:rPr>
-                <w:sz w:val="20"/>
-                <w:szCs w:val="20"/>
-              </w:rPr>
-            </w:pPr>
-            <w:r>
-              <w:rPr>
-                <w:rFonts w:hint="eastAsia"/>
-                <w:sz w:val="20"/>
-                <w:szCs w:val="20"/>
-              </w:rPr>
-              <w:t>ITS API데이터 축적</w:t>
-            </w:r>
-          </w:p>
-        </w:tc>
-        <w:tc>
-          <w:tcPr>
-            <w:tcW w:w="1387" w:type="dxa"/>
-            <w:vAlign w:val="center"/>
-          </w:tcPr>
-          <w:p>
-            <w:pPr>
-              <w:jc w:val="center"/>
-              <w:rPr>
-                <w:sz w:val="20"/>
-                <w:szCs w:val="20"/>
-              </w:rPr>
-            </w:pPr>
-            <w:r>
-              <w:rPr>
-                <w:rFonts w:hint="eastAsia"/>
-                <w:sz w:val="20"/>
-                <w:szCs w:val="20"/>
-              </w:rPr>
-              <w:t>26/03/18</w:t>
-            </w:r>
-          </w:p>
-        </w:tc>
-        <w:tc>
-          <w:tcPr>
-            <w:tcW w:w="1387" w:type="dxa"/>
-            <w:vAlign w:val="center"/>
-          </w:tcPr>
-          <w:p>
-            <w:pPr>
-              <w:jc w:val="center"/>
-              <w:rPr>
-                <w:sz w:val="20"/>
-                <w:szCs w:val="20"/>
-              </w:rPr>
-            </w:pPr>
-            <w:r>
-              <w:rPr>
-                <w:rFonts w:hint="eastAsia"/>
-                <w:sz w:val="20"/>
-                <w:szCs w:val="20"/>
-              </w:rPr>
-              <w:t>26/05/06</w:t>
-            </w:r>
-          </w:p>
-        </w:tc>
-        <w:tc>
-          <w:tcPr>
-            <w:tcW w:w="2779" w:type="dxa"/>
-            <w:vAlign w:val="center"/>
-          </w:tcPr>
-          <w:p>
-            <w:pPr>
-              <w:wordWrap/>
-              <w:jc w:val="center"/>
-              <w:rPr>
-                <w:sz w:val="20"/>
-                <w:szCs w:val="20"/>
-              </w:rPr>
-            </w:pPr>
-          </w:p>
-        </w:tc>
-      </w:tr>
-      <w:tr>
-        <w:trPr>
-          <w:jc w:val="center"/>
-        </w:trPr>
-        <w:tc>
-          <w:tcPr>
-            <w:tcW w:w="1630" w:type="dxa"/>
-            <w:vMerge w:val="restart"/>
-            <w:vAlign w:val="center"/>
-          </w:tcPr>
-          <w:p>
-            <w:pPr>
-              <w:wordWrap/>
-              <w:jc w:val="center"/>
-              <w:rPr>
-                <w:sz w:val="20"/>
-                <w:szCs w:val="20"/>
-              </w:rPr>
-            </w:pPr>
-            <w:r>
-              <w:rPr>
-                <w:rFonts w:hint="eastAsia"/>
-                <w:sz w:val="20"/>
-                <w:szCs w:val="20"/>
-              </w:rPr>
-              <w:t>개발</w:t>
-            </w:r>
-          </w:p>
-        </w:tc>
-        <w:tc>
-          <w:tcPr>
-            <w:tcW w:w="1996" w:type="dxa"/>
-            <w:vAlign w:val="center"/>
-          </w:tcPr>
-          <w:p>
-            <w:pPr>
-              <w:wordWrap/>
-              <w:jc w:val="center"/>
-              <w:rPr>
-                <w:sz w:val="20"/>
-                <w:szCs w:val="20"/>
-              </w:rPr>
-            </w:pPr>
-            <w:r>
-              <w:rPr>
-                <w:rFonts w:hint="eastAsia"/>
-                <w:sz w:val="20"/>
-                <w:szCs w:val="20"/>
-              </w:rPr>
-              <w:t>마이페이지</w:t>
-            </w:r>
-          </w:p>
-        </w:tc>
-        <w:tc>
-          <w:tcPr>
-            <w:tcW w:w="1387" w:type="dxa"/>
-            <w:vAlign w:val="center"/>
-          </w:tcPr>
-          <w:p>
-            <w:pPr>
-              <w:jc w:val="center"/>
-              <w:rPr>
-                <w:sz w:val="20"/>
-                <w:szCs w:val="20"/>
-              </w:rPr>
-            </w:pPr>
-            <w:r>
-              <w:rPr>
-                <w:rFonts w:hint="eastAsia"/>
-                <w:sz w:val="20"/>
-                <w:szCs w:val="20"/>
-              </w:rPr>
-              <w:t>26/03/18</w:t>
-            </w:r>
-          </w:p>
-        </w:tc>
-        <w:tc>
-          <w:tcPr>
-            <w:tcW w:w="1387" w:type="dxa"/>
-            <w:vAlign w:val="center"/>
-          </w:tcPr>
-          <w:p>
-            <w:pPr>
-              <w:jc w:val="center"/>
-              <w:rPr>
-                <w:sz w:val="20"/>
-                <w:szCs w:val="20"/>
-              </w:rPr>
-            </w:pPr>
-            <w:r>
-              <w:rPr>
-                <w:rFonts w:hint="eastAsia"/>
-                <w:sz w:val="20"/>
-                <w:szCs w:val="20"/>
-              </w:rPr>
-              <w:t>26/03/20</w:t>
-            </w:r>
-          </w:p>
-        </w:tc>
-        <w:tc>
-          <w:tcPr>
-            <w:tcW w:w="2779" w:type="dxa"/>
-            <w:vAlign w:val="center"/>
-          </w:tcPr>
-          <w:p>
-            <w:pPr>
-              <w:wordWrap/>
-              <w:jc w:val="center"/>
-              <w:rPr>
-                <w:sz w:val="20"/>
-                <w:szCs w:val="20"/>
-              </w:rPr>
-            </w:pPr>
-          </w:p>
-        </w:tc>
-      </w:tr>
-      <w:tr>
-        <w:trPr>
-          <w:jc w:val="center"/>
-        </w:trPr>
-        <w:tc>
-          <w:tcPr>
-            <w:tcW w:w="1630" w:type="dxa"/>
-            <w:vMerge/>
-            <w:vAlign w:val="center"/>
-          </w:tcPr>
-          <w:p>
-            <w:pPr>
-              <w:wordWrap/>
-              <w:jc w:val="center"/>
-              <w:rPr>
-                <w:sz w:val="20"/>
-                <w:szCs w:val="20"/>
-              </w:rPr>
-            </w:pPr>
-          </w:p>
-        </w:tc>
-        <w:tc>
-          <w:tcPr>
-            <w:tcW w:w="1996" w:type="dxa"/>
-            <w:vAlign w:val="center"/>
-          </w:tcPr>
-          <w:p>
-            <w:pPr>
-              <w:wordWrap/>
-              <w:jc w:val="center"/>
-              <w:rPr>
-                <w:sz w:val="20"/>
-                <w:szCs w:val="20"/>
-              </w:rPr>
-            </w:pPr>
-            <w:r>
-              <w:rPr>
-                <w:rFonts w:hint="eastAsia"/>
-                <w:sz w:val="20"/>
-                <w:szCs w:val="20"/>
-              </w:rPr>
-              <w:t>예지보전 화면</w:t>
-            </w:r>
-          </w:p>
-        </w:tc>
-        <w:tc>
-          <w:tcPr>
-            <w:tcW w:w="1387" w:type="dxa"/>
-            <w:vAlign w:val="center"/>
-          </w:tcPr>
-          <w:p>
-            <w:pPr>
-              <w:jc w:val="center"/>
-              <w:rPr>
-                <w:sz w:val="20"/>
-                <w:szCs w:val="20"/>
-              </w:rPr>
-            </w:pPr>
-            <w:r>
-              <w:rPr>
-                <w:rFonts w:hint="eastAsia"/>
-                <w:sz w:val="20"/>
-                <w:szCs w:val="20"/>
-              </w:rPr>
-              <w:t>26/03/19</w:t>
-            </w:r>
-          </w:p>
-        </w:tc>
-        <w:tc>
-          <w:tcPr>
-            <w:tcW w:w="1387" w:type="dxa"/>
-            <w:vAlign w:val="center"/>
-          </w:tcPr>
-          <w:p>
-            <w:pPr>
-              <w:jc w:val="center"/>
-              <w:rPr>
-                <w:sz w:val="20"/>
-                <w:szCs w:val="20"/>
-              </w:rPr>
-            </w:pPr>
-            <w:r>
-              <w:rPr>
-                <w:rFonts w:hint="eastAsia"/>
-                <w:sz w:val="20"/>
-                <w:szCs w:val="20"/>
-              </w:rPr>
-              <w:t>26/03/23</w:t>
-            </w:r>
-          </w:p>
-        </w:tc>
-        <w:tc>
-          <w:tcPr>
-            <w:tcW w:w="2779" w:type="dxa"/>
-            <w:vAlign w:val="center"/>
-          </w:tcPr>
-          <w:p>
-            <w:pPr>
-              <w:wordWrap/>
-              <w:jc w:val="center"/>
-              <w:rPr>
-                <w:sz w:val="20"/>
-                <w:szCs w:val="20"/>
-              </w:rPr>
-            </w:pPr>
-          </w:p>
-        </w:tc>
-      </w:tr>
-      <w:tr>
-        <w:trPr>
-          <w:jc w:val="center"/>
-        </w:trPr>
-        <w:tc>
-          <w:tcPr>
-            <w:tcW w:w="1630" w:type="dxa"/>
-            <w:vMerge/>
-            <w:vAlign w:val="center"/>
-          </w:tcPr>
-          <w:p>
-            <w:pPr>
-              <w:wordWrap/>
-              <w:jc w:val="center"/>
-              <w:rPr>
-                <w:sz w:val="20"/>
-                <w:szCs w:val="20"/>
-              </w:rPr>
-            </w:pPr>
-          </w:p>
-        </w:tc>
-        <w:tc>
-          <w:tcPr>
-            <w:tcW w:w="1996" w:type="dxa"/>
-            <w:vAlign w:val="center"/>
-          </w:tcPr>
-          <w:p>
-            <w:pPr>
-              <w:wordWrap/>
-              <w:jc w:val="center"/>
-              <w:rPr>
-                <w:sz w:val="20"/>
-                <w:szCs w:val="20"/>
-              </w:rPr>
-            </w:pPr>
-            <w:r>
-              <w:rPr>
-                <w:rFonts w:hint="eastAsia"/>
-                <w:sz w:val="20"/>
-                <w:szCs w:val="20"/>
-              </w:rPr>
-              <w:t>예지보전 AI</w:t>
-            </w:r>
-          </w:p>
-        </w:tc>
-        <w:tc>
-          <w:tcPr>
-            <w:tcW w:w="1387" w:type="dxa"/>
-            <w:vAlign w:val="center"/>
-          </w:tcPr>
-          <w:p>
-            <w:pPr>
-              <w:jc w:val="center"/>
-              <w:rPr>
-                <w:sz w:val="20"/>
-                <w:szCs w:val="20"/>
-              </w:rPr>
-            </w:pPr>
-            <w:r>
-              <w:rPr>
-                <w:rFonts w:hint="eastAsia"/>
-                <w:sz w:val="20"/>
-                <w:szCs w:val="20"/>
-              </w:rPr>
-              <w:t>26/03/19</w:t>
-            </w:r>
-          </w:p>
-        </w:tc>
-        <w:tc>
-          <w:tcPr>
-            <w:tcW w:w="1387" w:type="dxa"/>
-            <w:vAlign w:val="center"/>
-          </w:tcPr>
-          <w:p>
-            <w:pPr>
-              <w:jc w:val="center"/>
-              <w:rPr>
-                <w:sz w:val="20"/>
-                <w:szCs w:val="20"/>
-              </w:rPr>
-            </w:pPr>
-            <w:r>
-              <w:rPr>
-                <w:rFonts w:hint="eastAsia"/>
-                <w:sz w:val="20"/>
-                <w:szCs w:val="20"/>
-              </w:rPr>
-              <w:t>26/03/26</w:t>
-            </w:r>
-          </w:p>
-        </w:tc>
-        <w:tc>
-          <w:tcPr>
-            <w:tcW w:w="2779" w:type="dxa"/>
-            <w:vAlign w:val="center"/>
-          </w:tcPr>
-          <w:p>
-            <w:pPr>
-              <w:wordWrap/>
-              <w:jc w:val="center"/>
-              <w:rPr>
-                <w:sz w:val="20"/>
-                <w:szCs w:val="20"/>
-              </w:rPr>
-            </w:pPr>
-          </w:p>
-        </w:tc>
-      </w:tr>
-      <w:tr>
-        <w:trPr>
-          <w:jc w:val="center"/>
-        </w:trPr>
-        <w:tc>
-          <w:tcPr>
-            <w:tcW w:w="1630" w:type="dxa"/>
-            <w:vMerge/>
-            <w:vAlign w:val="center"/>
-          </w:tcPr>
-          <w:p>
-            <w:pPr>
-              <w:wordWrap/>
-              <w:jc w:val="center"/>
-              <w:rPr>
-                <w:sz w:val="20"/>
-                <w:szCs w:val="20"/>
-              </w:rPr>
-            </w:pPr>
-          </w:p>
-        </w:tc>
-        <w:tc>
-          <w:tcPr>
-            <w:tcW w:w="1996" w:type="dxa"/>
-            <w:vAlign w:val="center"/>
-          </w:tcPr>
-          <w:p>
-            <w:pPr>
-              <w:wordWrap/>
-              <w:jc w:val="center"/>
-              <w:rPr>
-                <w:sz w:val="20"/>
-                <w:szCs w:val="20"/>
-              </w:rPr>
-            </w:pPr>
-            <w:r>
-              <w:rPr>
-                <w:rFonts w:hint="eastAsia"/>
-                <w:sz w:val="20"/>
-                <w:szCs w:val="20"/>
-              </w:rPr>
-              <w:t>단속 내역 화면</w:t>
-            </w:r>
-          </w:p>
-        </w:tc>
-        <w:tc>
-          <w:tcPr>
-            <w:tcW w:w="1387" w:type="dxa"/>
-            <w:vAlign w:val="center"/>
-          </w:tcPr>
-          <w:p>
-            <w:pPr>
-              <w:jc w:val="center"/>
-              <w:rPr>
-                <w:sz w:val="20"/>
-                <w:szCs w:val="20"/>
-              </w:rPr>
-            </w:pPr>
-            <w:r>
-              <w:rPr>
-                <w:rFonts w:hint="eastAsia"/>
-                <w:sz w:val="20"/>
-                <w:szCs w:val="20"/>
-              </w:rPr>
-              <w:t>26/03/20</w:t>
-            </w:r>
-          </w:p>
-        </w:tc>
-        <w:tc>
-          <w:tcPr>
-            <w:tcW w:w="1387" w:type="dxa"/>
-            <w:vAlign w:val="center"/>
-          </w:tcPr>
-          <w:p>
-            <w:pPr>
-              <w:jc w:val="center"/>
-              <w:rPr>
-                <w:sz w:val="20"/>
-                <w:szCs w:val="20"/>
-              </w:rPr>
-            </w:pPr>
-            <w:r>
-              <w:rPr>
-                <w:rFonts w:hint="eastAsia"/>
-                <w:sz w:val="20"/>
-                <w:szCs w:val="20"/>
-              </w:rPr>
-              <w:t>26/03/23</w:t>
-            </w:r>
-          </w:p>
-        </w:tc>
-        <w:tc>
-          <w:tcPr>
-            <w:tcW w:w="2779" w:type="dxa"/>
-            <w:vAlign w:val="center"/>
-          </w:tcPr>
-          <w:p>
-            <w:pPr>
-              <w:wordWrap/>
-              <w:jc w:val="center"/>
-              <w:rPr>
-                <w:sz w:val="20"/>
-                <w:szCs w:val="20"/>
-              </w:rPr>
-            </w:pPr>
-          </w:p>
-        </w:tc>
-      </w:tr>
-      <w:tr>
-        <w:trPr>
-          <w:jc w:val="center"/>
-        </w:trPr>
-        <w:tc>
-          <w:tcPr>
-            <w:tcW w:w="1630" w:type="dxa"/>
-            <w:vMerge/>
-            <w:vAlign w:val="center"/>
-          </w:tcPr>
-          <w:p>
-            <w:pPr>
-              <w:wordWrap/>
-              <w:jc w:val="center"/>
-              <w:rPr>
-                <w:sz w:val="20"/>
-                <w:szCs w:val="20"/>
-              </w:rPr>
-            </w:pPr>
-          </w:p>
-        </w:tc>
-        <w:tc>
-          <w:tcPr>
-            <w:tcW w:w="1996" w:type="dxa"/>
-            <w:vAlign w:val="center"/>
-          </w:tcPr>
-          <w:p>
-            <w:pPr>
-              <w:wordWrap/>
-              <w:jc w:val="center"/>
-              <w:rPr>
-                <w:sz w:val="20"/>
-                <w:szCs w:val="20"/>
-              </w:rPr>
-            </w:pPr>
-            <w:r>
-              <w:rPr>
-                <w:rFonts w:hint="eastAsia"/>
-                <w:sz w:val="20"/>
-                <w:szCs w:val="20"/>
-              </w:rPr>
-              <w:t>단속 제어 시스템</w:t>
-            </w:r>
-          </w:p>
-        </w:tc>
-        <w:tc>
-          <w:tcPr>
-            <w:tcW w:w="1387" w:type="dxa"/>
-            <w:vAlign w:val="center"/>
-          </w:tcPr>
-          <w:p>
-            <w:pPr>
-              <w:jc w:val="center"/>
-              <w:rPr>
-                <w:sz w:val="20"/>
-                <w:szCs w:val="20"/>
-              </w:rPr>
-            </w:pPr>
-            <w:r>
-              <w:rPr>
-                <w:rFonts w:hint="eastAsia"/>
-                <w:sz w:val="20"/>
-                <w:szCs w:val="20"/>
-              </w:rPr>
-              <w:t>26/03/20</w:t>
-            </w:r>
-          </w:p>
-        </w:tc>
-        <w:tc>
-          <w:tcPr>
-            <w:tcW w:w="1387" w:type="dxa"/>
-            <w:vAlign w:val="center"/>
-          </w:tcPr>
-          <w:p>
-            <w:pPr>
-              <w:jc w:val="center"/>
-              <w:rPr>
-                <w:sz w:val="20"/>
-                <w:szCs w:val="20"/>
-              </w:rPr>
-            </w:pPr>
-            <w:r>
-              <w:rPr>
-                <w:rFonts w:hint="eastAsia"/>
-                <w:sz w:val="20"/>
-                <w:szCs w:val="20"/>
-              </w:rPr>
-              <w:t>26/03/23</w:t>
+              <w:t>26-03-31</w:t>
             </w:r>
           </w:p>
         </w:tc>
@@ -4138,12 +5071,55 @@
         <w:wordWrap/>
         <w:spacing w:after="0"/>
         <w:ind w:firstLine="200"/>
+        <w:rPr>
+          <w:rFonts w:hint="eastAsia"/>
+        </w:rPr>
       </w:pPr>
       <w:r>
         <w:rPr>
           <w:rFonts w:hint="eastAsia"/>
         </w:rPr>
         <w:t xml:space="preserve"> </w:t>
+      </w:r>
+      <w:r>
+        <w:rPr>
+          <w:noProof/>
+        </w:rPr>
+        <w:drawing>
+          <wp:inline distT="0" distB="0" distL="0" distR="0" wp14:anchorId="38362591" wp14:editId="104BF928">
+            <wp:extent cx="9533446" cy="4442845"/>
+            <wp:effectExtent l="0" t="0" r="0" b="0"/>
+            <wp:docPr id="1409508086" name="그림 1"/>
+            <wp:cNvGraphicFramePr>
+              <a:graphicFrameLocks xmlns:a="http://schemas.openxmlformats.org/drawingml/2006/main" noChangeAspect="1"/>
+            </wp:cNvGraphicFramePr>
+            <a:graphic xmlns:a="http://schemas.openxmlformats.org/drawingml/2006/main">
+              <a:graphicData uri="http://schemas.openxmlformats.org/drawingml/2006/picture">
+                <pic:pic xmlns:pic="http://schemas.openxmlformats.org/drawingml/2006/picture">
+                  <pic:nvPicPr>
+                    <pic:cNvPr id="1409508086" name=""/>
+                    <pic:cNvPicPr/>
+                  </pic:nvPicPr>
+                  <pic:blipFill>
+                    <a:blip r:embed="rId9"/>
+                    <a:stretch>
+                      <a:fillRect/>
+                    </a:stretch>
+                  </pic:blipFill>
+                  <pic:spPr>
+                    <a:xfrm>
+                      <a:off x="0" y="0"/>
+                      <a:ext cx="9533446" cy="4442845"/>
+                    </a:xfrm>
+                    <a:prstGeom prst="rect">
+                      <a:avLst/>
+                    </a:prstGeom>
+                  </pic:spPr>
+                </pic:pic>
+              </a:graphicData>
+            </a:graphic>
+          </wp:inline>
+        </w:drawing>
       </w:r>
     </w:p>
     <w:p>
@@ -4171,6 +5147,47 @@
           <w:szCs w:val="20"/>
         </w:rPr>
         <w:t>기타사항</w:t>
+      </w:r>
+    </w:p>
+    <w:p>
+      <w:pPr>
+        <w:widowControl/>
+        <w:wordWrap/>
+        <w:autoSpaceDE/>
+        <w:autoSpaceDN/>
+        <w:rPr>
+          <w:sz w:val="20"/>
+          <w:szCs w:val="20"/>
+        </w:rPr>
+      </w:pPr>
+      <w:r>
+        <w:rPr>
+          <w:rFonts w:hint="eastAsia"/>
+          <w:sz w:val="20"/>
+          <w:szCs w:val="20"/>
+        </w:rPr>
+        <w:t>[휴가] 김소연 2026.03.26 ~27</w:t>
+      </w:r>
+    </w:p>
+    <w:p>
+      <w:pPr>
+        <w:widowControl/>
+        <w:wordWrap/>
+        <w:autoSpaceDE/>
+        <w:autoSpaceDN/>
+        <w:rPr>
+          <w:rFonts w:hint="eastAsia"/>
+          <w:sz w:val="20"/>
+          <w:szCs w:val="20"/>
+        </w:rPr>
+      </w:pPr>
+      <w:r>
+        <w:rPr>
+          <w:rFonts w:hint="eastAsia"/>
+          <w:sz w:val="20"/>
+          <w:szCs w:val="20"/>
+        </w:rPr>
+        <w:t>[휴가] 배영환 2026.03.27</w:t>
       </w:r>
     </w:p>
     <w:sectPr>
@@ -4829,6 +5846,208 @@
     </w:lvl>
   </w:abstractNum>
   <w:abstractNum w:abstractNumId="6" w15:restartNumberingAfterBreak="0">
+    <w:nsid w:val="474B4AE3"/>
+    <w:multiLevelType w:val="hybridMultilevel"/>
+    <w:tmpl w:val="4CA27A6C"/>
+    <w:lvl w:ilvl="0" w:tplc="E1F2BDEA">
+      <w:start w:val="1"/>
+      <w:numFmt w:val="decimal"/>
+      <w:lvlText w:val="%1."/>
+      <w:lvlJc w:val="left"/>
+      <w:pPr>
+        <w:ind w:left="800" w:hanging="360"/>
+      </w:pPr>
+      <w:rPr>
+        <w:rFonts w:hint="default"/>
+      </w:rPr>
+    </w:lvl>
+    <w:lvl w:ilvl="1" w:tplc="04090019" w:tentative="1">
+      <w:start w:val="1"/>
+      <w:numFmt w:val="upperLetter"/>
+      <w:lvlText w:val="%2."/>
+      <w:lvlJc w:val="left"/>
+      <w:pPr>
+        <w:ind w:left="1320" w:hanging="440"/>
+      </w:pPr>
+    </w:lvl>
+    <w:lvl w:ilvl="2" w:tplc="0409001B" w:tentative="1">
+      <w:start w:val="1"/>
+      <w:numFmt w:val="lowerRoman"/>
+      <w:lvlText w:val="%3."/>
+      <w:lvlJc w:val="right"/>
+      <w:pPr>
+        <w:ind w:left="1760" w:hanging="440"/>
+      </w:pPr>
+    </w:lvl>
+    <w:lvl w:ilvl="3" w:tplc="0409000F" w:tentative="1">
+      <w:start w:val="1"/>
+      <w:numFmt w:val="decimal"/>
+      <w:lvlText w:val="%4."/>
+      <w:lvlJc w:val="left"/>
+      <w:pPr>
+        <w:ind w:left="2200" w:hanging="440"/>
+      </w:pPr>
+    </w:lvl>
+    <w:lvl w:ilvl="4" w:tplc="04090019" w:tentative="1">
+      <w:start w:val="1"/>
+      <w:numFmt w:val="upperLetter"/>
+      <w:lvlText w:val="%5."/>
+      <w:lvlJc w:val="left"/>
+      <w:pPr>
+        <w:ind w:left="2640" w:hanging="440"/>
+      </w:pPr>
+    </w:lvl>
+    <w:lvl w:ilvl="5" w:tplc="0409001B" w:tentative="1">
+      <w:start w:val="1"/>
+      <w:numFmt w:val="lowerRoman"/>
+      <w:lvlText w:val="%6."/>
+      <w:lvlJc w:val="right"/>
+      <w:pPr>
+        <w:ind w:left="3080" w:hanging="440"/>
+      </w:pPr>
+    </w:lvl>
+    <w:lvl w:ilvl="6" w:tplc="0409000F" w:tentative="1">
+      <w:start w:val="1"/>
+      <w:numFmt w:val="decimal"/>
+      <w:lvlText w:val="%7."/>
+      <w:lvlJc w:val="left"/>
+      <w:pPr>
+        <w:ind w:left="3520" w:hanging="440"/>
+      </w:pPr>
+    </w:lvl>
+    <w:lvl w:ilvl="7" w:tplc="04090019" w:tentative="1">
+      <w:start w:val="1"/>
+      <w:numFmt w:val="upperLetter"/>
+      <w:lvlText w:val="%8."/>
+      <w:lvlJc w:val="left"/>
+      <w:pPr>
+        <w:ind w:left="3960" w:hanging="440"/>
+      </w:pPr>
+    </w:lvl>
+    <w:lvl w:ilvl="8" w:tplc="0409001B" w:tentative="1">
+      <w:start w:val="1"/>
+      <w:numFmt w:val="lowerRoman"/>
+      <w:lvlText w:val="%9."/>
+      <w:lvlJc w:val="right"/>
+      <w:pPr>
+        <w:ind w:left="4400" w:hanging="440"/>
+      </w:pPr>
+    </w:lvl>
+  </w:abstractNum>
+  <w:abstractNum w:abstractNumId="7" w15:restartNumberingAfterBreak="0">
+    <w:nsid w:val="4D7F53D7"/>
+    <w:multiLevelType w:val="hybridMultilevel"/>
+    <w:tmpl w:val="31FC077E"/>
+    <w:lvl w:ilvl="0" w:tplc="0A7E09A2">
+      <w:start w:val="1"/>
+      <w:numFmt w:val="bullet"/>
+      <w:lvlText w:val="-"/>
+      <w:lvlJc w:val="left"/>
+      <w:pPr>
+        <w:ind w:left="1960" w:hanging="360"/>
+      </w:pPr>
+      <w:rPr>
+        <w:rFonts w:ascii="맑은 고딕" w:eastAsia="맑은 고딕" w:hAnsi="맑은 고딕" w:cstheme="minorBidi" w:hint="eastAsia"/>
+      </w:rPr>
+    </w:lvl>
+    <w:lvl w:ilvl="1" w:tplc="04090003" w:tentative="1">
+      <w:start w:val="1"/>
+      <w:numFmt w:val="bullet"/>
+      <w:lvlText w:val=""/>
+      <w:lvlJc w:val="left"/>
+      <w:pPr>
+        <w:ind w:left="2120" w:hanging="440"/>
+      </w:pPr>
+      <w:rPr>
+        <w:rFonts w:ascii="Wingdings" w:hAnsi="Wingdings" w:hint="default"/>
+      </w:rPr>
+    </w:lvl>
+    <w:lvl w:ilvl="2" w:tplc="04090005" w:tentative="1">
+      <w:start w:val="1"/>
+      <w:numFmt w:val="bullet"/>
+      <w:lvlText w:val=""/>
+      <w:lvlJc w:val="left"/>
+      <w:pPr>
+        <w:ind w:left="2560" w:hanging="440"/>
+      </w:pPr>
+      <w:rPr>
+        <w:rFonts w:ascii="Wingdings" w:hAnsi="Wingdings" w:hint="default"/>
+      </w:rPr>
+    </w:lvl>
+    <w:lvl w:ilvl="3" w:tplc="04090001" w:tentative="1">
+      <w:start w:val="1"/>
+      <w:numFmt w:val="bullet"/>
+      <w:lvlText w:val=""/>
+      <w:lvlJc w:val="left"/>
+      <w:pPr>
+        <w:ind w:left="3000" w:hanging="440"/>
+      </w:pPr>
+      <w:rPr>
+        <w:rFonts w:ascii="Wingdings" w:hAnsi="Wingdings" w:hint="default"/>
+      </w:rPr>
+    </w:lvl>
+    <w:lvl w:ilvl="4" w:tplc="04090003" w:tentative="1">
+      <w:start w:val="1"/>
+      <w:numFmt w:val="bullet"/>
+      <w:lvlText w:val=""/>
+      <w:lvlJc w:val="left"/>
+      <w:pPr>
+        <w:ind w:left="3440" w:hanging="440"/>
+      </w:pPr>
+      <w:rPr>
+        <w:rFonts w:ascii="Wingdings" w:hAnsi="Wingdings" w:hint="default"/>
+      </w:rPr>
+    </w:lvl>
+    <w:lvl w:ilvl="5" w:tplc="04090005" w:tentative="1">
+      <w:start w:val="1"/>
+      <w:numFmt w:val="bullet"/>
+      <w:lvlText w:val=""/>
+      <w:lvlJc w:val="left"/>
+      <w:pPr>
+        <w:ind w:left="3880" w:hanging="440"/>
+      </w:pPr>
+      <w:rPr>
+        <w:rFonts w:ascii="Wingdings" w:hAnsi="Wingdings" w:hint="default"/>
+      </w:rPr>
+    </w:lvl>
+    <w:lvl w:ilvl="6" w:tplc="04090001" w:tentative="1">
+      <w:start w:val="1"/>
+      <w:numFmt w:val="bullet"/>
+      <w:lvlText w:val=""/>
+      <w:lvlJc w:val="left"/>
+      <w:pPr>
+        <w:ind w:left="4320" w:hanging="440"/>
+      </w:pPr>
+      <w:rPr>
+        <w:rFonts w:ascii="Wingdings" w:hAnsi="Wingdings" w:hint="default"/>
+      </w:rPr>
+    </w:lvl>
+    <w:lvl w:ilvl="7" w:tplc="04090003" w:tentative="1">
+      <w:start w:val="1"/>
+      <w:numFmt w:val="bullet"/>
+      <w:lvlText w:val=""/>
+      <w:lvlJc w:val="left"/>
+      <w:pPr>
+        <w:ind w:left="4760" w:hanging="440"/>
+      </w:pPr>
+      <w:rPr>
+        <w:rFonts w:ascii="Wingdings" w:hAnsi="Wingdings" w:hint="default"/>
+      </w:rPr>
+    </w:lvl>
+    <w:lvl w:ilvl="8" w:tplc="04090005" w:tentative="1">
+      <w:start w:val="1"/>
+      <w:numFmt w:val="bullet"/>
+      <w:lvlText w:val=""/>
+      <w:lvlJc w:val="left"/>
+      <w:pPr>
+        <w:ind w:left="5200" w:hanging="440"/>
+      </w:pPr>
+      <w:rPr>
+        <w:rFonts w:ascii="Wingdings" w:hAnsi="Wingdings" w:hint="default"/>
+      </w:rPr>
+    </w:lvl>
+  </w:abstractNum>
+  <w:abstractNum w:abstractNumId="8" w15:restartNumberingAfterBreak="0">
     <w:nsid w:val="58C70431"/>
     <w:multiLevelType w:val="hybridMultilevel"/>
     <w:tmpl w:val="D82E0B50"/>
@@ -4940,7 +6159,7 @@
       </w:rPr>
     </w:lvl>
   </w:abstractNum>
-  <w:abstractNum w:abstractNumId="7" w15:restartNumberingAfterBreak="0">
+  <w:abstractNum w:abstractNumId="9" w15:restartNumberingAfterBreak="0">
     <w:nsid w:val="610129EF"/>
     <w:multiLevelType w:val="hybridMultilevel"/>
     <w:tmpl w:val="B72CA90E"/>
@@ -5026,7 +6245,7 @@
       </w:pPr>
     </w:lvl>
   </w:abstractNum>
-  <w:abstractNum w:abstractNumId="8" w15:restartNumberingAfterBreak="0">
+  <w:abstractNum w:abstractNumId="10" w15:restartNumberingAfterBreak="0">
     <w:nsid w:val="634D4C73"/>
     <w:multiLevelType w:val="hybridMultilevel"/>
     <w:tmpl w:val="3AAE7146"/>
@@ -5112,7 +6331,120 @@
       </w:pPr>
     </w:lvl>
   </w:abstractNum>
-  <w:abstractNum w:abstractNumId="9" w15:restartNumberingAfterBreak="0">
+  <w:abstractNum w:abstractNumId="11" w15:restartNumberingAfterBreak="0">
+    <w:nsid w:val="6EDA6E21"/>
+    <w:multiLevelType w:val="hybridMultilevel"/>
+    <w:tmpl w:val="EA6CF86A"/>
+    <w:lvl w:ilvl="0" w:tplc="0A7E09A2">
+      <w:start w:val="1"/>
+      <w:numFmt w:val="bullet"/>
+      <w:lvlText w:val="-"/>
+      <w:lvlJc w:val="left"/>
+      <w:pPr>
+        <w:ind w:left="1160" w:hanging="360"/>
+      </w:pPr>
+      <w:rPr>
+        <w:rFonts w:ascii="맑은 고딕" w:eastAsia="맑은 고딕" w:hAnsi="맑은 고딕" w:cstheme="minorBidi" w:hint="eastAsia"/>
+      </w:rPr>
+    </w:lvl>
+    <w:lvl w:ilvl="1" w:tplc="04090003" w:tentative="1">
+      <w:start w:val="1"/>
+      <w:numFmt w:val="bullet"/>
+      <w:lvlText w:val=""/>
+      <w:lvlJc w:val="left"/>
+      <w:pPr>
+        <w:ind w:left="1680" w:hanging="440"/>
+      </w:pPr>
+      <w:rPr>
+        <w:rFonts w:ascii="Wingdings" w:hAnsi="Wingdings" w:hint="default"/>
+      </w:rPr>
+    </w:lvl>
+    <w:lvl w:ilvl="2" w:tplc="04090005" w:tentative="1">
+      <w:start w:val="1"/>
+      <w:numFmt w:val="bullet"/>
+      <w:lvlText w:val=""/>
+      <w:lvlJc w:val="left"/>
+      <w:pPr>
+        <w:ind w:left="2120" w:hanging="440"/>
+      </w:pPr>
+      <w:rPr>
+        <w:rFonts w:ascii="Wingdings" w:hAnsi="Wingdings" w:hint="default"/>
+      </w:rPr>
+    </w:lvl>
+    <w:lvl w:ilvl="3" w:tplc="04090001" w:tentative="1">
+      <w:start w:val="1"/>
+      <w:numFmt w:val="bullet"/>
+      <w:lvlText w:val=""/>
+      <w:lvlJc w:val="left"/>
+      <w:pPr>
+        <w:ind w:left="2560" w:hanging="440"/>
+      </w:pPr>
+      <w:rPr>
+        <w:rFonts w:ascii="Wingdings" w:hAnsi="Wingdings" w:hint="default"/>
+      </w:rPr>
+    </w:lvl>
+    <w:lvl w:ilvl="4" w:tplc="04090003" w:tentative="1">
+      <w:start w:val="1"/>
+      <w:numFmt w:val="bullet"/>
+      <w:lvlText w:val=""/>
+      <w:lvlJc w:val="left"/>
+      <w:pPr>
+        <w:ind w:left="3000" w:hanging="440"/>
+      </w:pPr>
+      <w:rPr>
+        <w:rFonts w:ascii="Wingdings" w:hAnsi="Wingdings" w:hint="default"/>
+      </w:rPr>
+    </w:lvl>
+    <w:lvl w:ilvl="5" w:tplc="04090005" w:tentative="1">
+      <w:start w:val="1"/>
+      <w:numFmt w:val="bullet"/>
+      <w:lvlText w:val=""/>
+      <w:lvlJc w:val="left"/>
+      <w:pPr>
+        <w:ind w:left="3440" w:hanging="440"/>
+      </w:pPr>
+      <w:rPr>
+        <w:rFonts w:ascii="Wingdings" w:hAnsi="Wingdings" w:hint="default"/>
+      </w:rPr>
+    </w:lvl>
+    <w:lvl w:ilvl="6" w:tplc="04090001" w:tentative="1">
+      <w:start w:val="1"/>
+      <w:numFmt w:val="bullet"/>
+      <w:lvlText w:val=""/>
+      <w:lvlJc w:val="left"/>
+      <w:pPr>
+        <w:ind w:left="3880" w:hanging="440"/>
+      </w:pPr>
+      <w:rPr>
+        <w:rFonts w:ascii="Wingdings" w:hAnsi="Wingdings" w:hint="default"/>
+      </w:rPr>
+    </w:lvl>
+    <w:lvl w:ilvl="7" w:tplc="04090003" w:tentative="1">
+      <w:start w:val="1"/>
+      <w:numFmt w:val="bullet"/>
+      <w:lvlText w:val=""/>
+      <w:lvlJc w:val="left"/>
+      <w:pPr>
+        <w:ind w:left="4320" w:hanging="440"/>
+      </w:pPr>
+      <w:rPr>
+        <w:rFonts w:ascii="Wingdings" w:hAnsi="Wingdings" w:hint="default"/>
+      </w:rPr>
+    </w:lvl>
+    <w:lvl w:ilvl="8" w:tplc="04090005" w:tentative="1">
+      <w:start w:val="1"/>
+      <w:numFmt w:val="bullet"/>
+      <w:lvlText w:val=""/>
+      <w:lvlJc w:val="left"/>
+      <w:pPr>
+        <w:ind w:left="4760" w:hanging="440"/>
+      </w:pPr>
+      <w:rPr>
+        <w:rFonts w:ascii="Wingdings" w:hAnsi="Wingdings" w:hint="default"/>
+      </w:rPr>
+    </w:lvl>
+  </w:abstractNum>
+  <w:abstractNum w:abstractNumId="12" w15:restartNumberingAfterBreak="0">
     <w:nsid w:val="739E49D7"/>
     <w:multiLevelType w:val="hybridMultilevel"/>
     <w:tmpl w:val="E98AE148"/>
@@ -5205,10 +6537,10 @@
     <w:abstractNumId w:val="4"/>
   </w:num>
   <w:num w:numId="3" w16cid:durableId="1286350155">
-    <w:abstractNumId w:val="8"/>
+    <w:abstractNumId w:val="10"/>
   </w:num>
   <w:num w:numId="4" w16cid:durableId="2101753110">
-    <w:abstractNumId w:val="6"/>
+    <w:abstractNumId w:val="8"/>
   </w:num>
   <w:num w:numId="5" w16cid:durableId="1807622543">
     <w:abstractNumId w:val="2"/>
@@ -5217,16 +6549,25 @@
     <w:abstractNumId w:val="0"/>
   </w:num>
   <w:num w:numId="7" w16cid:durableId="831750018">
-    <w:abstractNumId w:val="9"/>
+    <w:abstractNumId w:val="12"/>
   </w:num>
   <w:num w:numId="8" w16cid:durableId="1885632398">
-    <w:abstractNumId w:val="7"/>
+    <w:abstractNumId w:val="9"/>
   </w:num>
   <w:num w:numId="9" w16cid:durableId="2024549938">
     <w:abstractNumId w:val="3"/>
   </w:num>
   <w:num w:numId="10" w16cid:durableId="379748264">
     <w:abstractNumId w:val="1"/>
+  </w:num>
+  <w:num w:numId="11" w16cid:durableId="157117633">
+    <w:abstractNumId w:val="6"/>
+  </w:num>
+  <w:num w:numId="12" w16cid:durableId="2097743304">
+    <w:abstractNumId w:val="11"/>
+  </w:num>
+  <w:num w:numId="13" w16cid:durableId="2072337996">
+    <w:abstractNumId w:val="7"/>
   </w:num>
 </w:numbering>
 </file>
